--- a/Вычислительная техника/Автоматы Мура и Мили.docx
+++ b/Вычислительная техника/Автоматы Мура и Мили.docx
@@ -6,7 +6,7 @@
       <w:pPr>
         <w:pStyle w:val="Normal"/>
         <w:bidi w:val="0"/>
-        <w:jc w:val="start"/>
+        <w:jc w:val="left"/>
         <w:rPr/>
       </w:pPr>
       <w:r>
@@ -18,18 +18,18 @@
       <w:pPr>
         <w:pStyle w:val="Normal"/>
         <w:bidi w:val="0"/>
-        <w:jc w:val="start"/>
-        <w:rPr/>
-      </w:pPr>
-      <w:r>
-        <w:rPr/>
-      </w:r>
-    </w:p>
-    <w:p>
-      <w:pPr>
-        <w:pStyle w:val="Normal"/>
-        <w:bidi w:val="0"/>
-        <w:jc w:val="start"/>
+        <w:jc w:val="left"/>
+        <w:rPr/>
+      </w:pPr>
+      <w:r>
+        <w:rPr/>
+      </w:r>
+    </w:p>
+    <w:p>
+      <w:pPr>
+        <w:pStyle w:val="Normal"/>
+        <w:bidi w:val="0"/>
+        <w:jc w:val="left"/>
         <w:rPr/>
       </w:pPr>
       <w:r>
@@ -41,18 +41,18 @@
       <w:pPr>
         <w:pStyle w:val="Normal"/>
         <w:bidi w:val="0"/>
-        <w:jc w:val="start"/>
-        <w:rPr/>
-      </w:pPr>
-      <w:r>
-        <w:rPr/>
-      </w:r>
-    </w:p>
-    <w:p>
-      <w:pPr>
-        <w:pStyle w:val="Normal"/>
-        <w:bidi w:val="0"/>
-        <w:jc w:val="start"/>
+        <w:jc w:val="left"/>
+        <w:rPr/>
+      </w:pPr>
+      <w:r>
+        <w:rPr/>
+      </w:r>
+    </w:p>
+    <w:p>
+      <w:pPr>
+        <w:pStyle w:val="Normal"/>
+        <w:bidi w:val="0"/>
+        <w:jc w:val="left"/>
         <w:rPr/>
       </w:pPr>
       <w:r>
@@ -64,30 +64,30 @@
       <w:pPr>
         <w:pStyle w:val="Normal"/>
         <w:bidi w:val="0"/>
-        <w:jc w:val="start"/>
-        <w:rPr/>
-      </w:pPr>
-      <w:r>
-        <w:rPr/>
-        <w:t>Добрый день. Тема моего реферата: «Автоматы Мура и Мили: Основы и Применения». Выполнил студент группы БСТ2502 Кочкин Иван Владимирович.</w:t>
-      </w:r>
-    </w:p>
-    <w:p>
-      <w:pPr>
-        <w:pStyle w:val="Normal"/>
-        <w:bidi w:val="0"/>
-        <w:jc w:val="start"/>
-        <w:rPr/>
-      </w:pPr>
-      <w:r>
-        <w:rPr/>
-      </w:r>
-    </w:p>
-    <w:p>
-      <w:pPr>
-        <w:pStyle w:val="Normal"/>
-        <w:bidi w:val="0"/>
-        <w:jc w:val="start"/>
+        <w:jc w:val="left"/>
+        <w:rPr/>
+      </w:pPr>
+      <w:r>
+        <w:rPr/>
+        <w:t>Тема реферата: «Автоматы Мура и Мили: Основы и Применения». Выполнил студент группы БСТ2502 Кочкин Иван Владимирович.</w:t>
+      </w:r>
+    </w:p>
+    <w:p>
+      <w:pPr>
+        <w:pStyle w:val="Normal"/>
+        <w:bidi w:val="0"/>
+        <w:jc w:val="left"/>
+        <w:rPr/>
+      </w:pPr>
+      <w:r>
+        <w:rPr/>
+      </w:r>
+    </w:p>
+    <w:p>
+      <w:pPr>
+        <w:pStyle w:val="Normal"/>
+        <w:bidi w:val="0"/>
+        <w:jc w:val="left"/>
         <w:rPr/>
       </w:pPr>
       <w:r>
@@ -99,7 +99,7 @@
       <w:pPr>
         <w:pStyle w:val="Normal"/>
         <w:bidi w:val="0"/>
-        <w:jc w:val="start"/>
+        <w:jc w:val="left"/>
         <w:rPr/>
       </w:pPr>
       <w:r>
@@ -111,7 +111,7 @@
       <w:pPr>
         <w:pStyle w:val="Normal"/>
         <w:bidi w:val="0"/>
-        <w:jc w:val="start"/>
+        <w:jc w:val="left"/>
         <w:rPr/>
       </w:pPr>
       <w:r>
@@ -123,7 +123,7 @@
       <w:pPr>
         <w:pStyle w:val="Normal"/>
         <w:bidi w:val="0"/>
-        <w:jc w:val="start"/>
+        <w:jc w:val="left"/>
         <w:rPr/>
       </w:pPr>
       <w:r>
@@ -135,7 +135,7 @@
       <w:pPr>
         <w:pStyle w:val="Normal"/>
         <w:bidi w:val="0"/>
-        <w:jc w:val="start"/>
+        <w:jc w:val="left"/>
         <w:rPr/>
       </w:pPr>
       <w:r>
@@ -147,7 +147,7 @@
       <w:pPr>
         <w:pStyle w:val="Normal"/>
         <w:bidi w:val="0"/>
-        <w:jc w:val="start"/>
+        <w:jc w:val="left"/>
         <w:rPr/>
       </w:pPr>
       <w:r>
@@ -159,7 +159,7 @@
       <w:pPr>
         <w:pStyle w:val="Normal"/>
         <w:bidi w:val="0"/>
-        <w:jc w:val="start"/>
+        <w:jc w:val="left"/>
         <w:rPr/>
       </w:pPr>
       <w:r>
@@ -171,7 +171,7 @@
       <w:pPr>
         <w:pStyle w:val="Normal"/>
         <w:bidi w:val="0"/>
-        <w:jc w:val="start"/>
+        <w:jc w:val="left"/>
         <w:rPr/>
       </w:pPr>
       <w:r>
@@ -183,18 +183,18 @@
       <w:pPr>
         <w:pStyle w:val="Normal"/>
         <w:bidi w:val="0"/>
-        <w:jc w:val="start"/>
-        <w:rPr/>
-      </w:pPr>
-      <w:r>
-        <w:rPr/>
-      </w:r>
-    </w:p>
-    <w:p>
-      <w:pPr>
-        <w:pStyle w:val="Normal"/>
-        <w:bidi w:val="0"/>
-        <w:jc w:val="start"/>
+        <w:jc w:val="left"/>
+        <w:rPr/>
+      </w:pPr>
+      <w:r>
+        <w:rPr/>
+      </w:r>
+    </w:p>
+    <w:p>
+      <w:pPr>
+        <w:pStyle w:val="Normal"/>
+        <w:bidi w:val="0"/>
+        <w:jc w:val="left"/>
         <w:rPr/>
       </w:pPr>
       <w:r>
@@ -206,19 +206,25 @@
       <w:pPr>
         <w:pStyle w:val="Normal"/>
         <w:bidi w:val="0"/>
-        <w:jc w:val="start"/>
-        <w:rPr/>
-      </w:pPr>
-      <w:r>
-        <w:rPr/>
-        <w:t>Автомат Мура характеризуется ключевой особенностью: выход зависит только от текущего состояния.</w:t>
-      </w:r>
-    </w:p>
-    <w:p>
-      <w:pPr>
-        <w:pStyle w:val="Normal"/>
-        <w:bidi w:val="0"/>
-        <w:jc w:val="start"/>
+        <w:jc w:val="left"/>
+        <w:rPr/>
+      </w:pPr>
+      <w:r>
+        <w:rPr>
+          <w:lang w:val="ru-RU"/>
+        </w:rPr>
+        <w:t xml:space="preserve">В автомате Мура </w:t>
+      </w:r>
+      <w:r>
+        <w:rPr/>
+        <w:t>выход зависит только от текущего состояния.</w:t>
+      </w:r>
+    </w:p>
+    <w:p>
+      <w:pPr>
+        <w:pStyle w:val="Normal"/>
+        <w:bidi w:val="0"/>
+        <w:jc w:val="left"/>
         <w:rPr/>
       </w:pPr>
       <w:r>
@@ -230,19 +236,27 @@
       <w:pPr>
         <w:pStyle w:val="Normal"/>
         <w:bidi w:val="0"/>
-        <w:jc w:val="start"/>
-        <w:rPr/>
-      </w:pPr>
-      <w:r>
-        <w:rPr/>
-        <w:t>*   Однако есть задержка в один такт: выход обновляется только после перехода в новое состояние, что идеально для синхронных цифровых схем.</w:t>
-      </w:r>
-    </w:p>
-    <w:p>
-      <w:pPr>
-        <w:pStyle w:val="Normal"/>
-        <w:bidi w:val="0"/>
-        <w:jc w:val="start"/>
+        <w:jc w:val="left"/>
+        <w:rPr/>
+      </w:pPr>
+      <w:r>
+        <w:rPr/>
+        <w:t xml:space="preserve">*   </w:t>
+      </w:r>
+      <w:r>
+        <w:rPr/>
+        <w:t>В</w:t>
+      </w:r>
+      <w:r>
+        <w:rPr/>
+        <w:t>ыход обновляется только после перехода в новое состояние, что идеально для синхронных цифровых схем.</w:t>
+      </w:r>
+    </w:p>
+    <w:p>
+      <w:pPr>
+        <w:pStyle w:val="Normal"/>
+        <w:bidi w:val="0"/>
+        <w:jc w:val="left"/>
         <w:rPr/>
       </w:pPr>
       <w:r>
@@ -254,42 +268,42 @@
       <w:pPr>
         <w:pStyle w:val="Normal"/>
         <w:bidi w:val="0"/>
-        <w:jc w:val="start"/>
-        <w:rPr/>
-      </w:pPr>
-      <w:r>
-        <w:rPr/>
-      </w:r>
-    </w:p>
-    <w:p>
-      <w:pPr>
-        <w:pStyle w:val="Normal"/>
-        <w:bidi w:val="0"/>
-        <w:jc w:val="start"/>
-        <w:rPr/>
-      </w:pPr>
-      <w:r>
-        <w:rPr/>
-        <w:t>(Слайд 4: Автомат Мили)</w:t>
-      </w:r>
-    </w:p>
-    <w:p>
-      <w:pPr>
-        <w:pStyle w:val="Normal"/>
-        <w:bidi w:val="0"/>
-        <w:jc w:val="start"/>
-        <w:rPr/>
-      </w:pPr>
-      <w:r>
-        <w:rPr/>
-        <w:t>В автомате Мили, названном в честь Джорджа Мили, выход зависит и от состояния, и от текущего входа.</w:t>
-      </w:r>
-    </w:p>
-    <w:p>
-      <w:pPr>
-        <w:pStyle w:val="Normal"/>
-        <w:bidi w:val="0"/>
-        <w:jc w:val="start"/>
+        <w:jc w:val="left"/>
+        <w:rPr/>
+      </w:pPr>
+      <w:r>
+        <w:rPr/>
+      </w:r>
+    </w:p>
+    <w:p>
+      <w:pPr>
+        <w:pStyle w:val="Normal"/>
+        <w:bidi w:val="0"/>
+        <w:jc w:val="left"/>
+        <w:rPr/>
+      </w:pPr>
+      <w:r>
+        <w:rPr/>
+        <w:t>Слайд 4: Автомат Мили</w:t>
+      </w:r>
+    </w:p>
+    <w:p>
+      <w:pPr>
+        <w:pStyle w:val="Normal"/>
+        <w:bidi w:val="0"/>
+        <w:jc w:val="left"/>
+        <w:rPr/>
+      </w:pPr>
+      <w:r>
+        <w:rPr/>
+        <w:t>В автомате Мили выход зависит и от состояния, и от текущего входа.</w:t>
+      </w:r>
+    </w:p>
+    <w:p>
+      <w:pPr>
+        <w:pStyle w:val="Normal"/>
+        <w:bidi w:val="0"/>
+        <w:jc w:val="left"/>
         <w:rPr/>
       </w:pPr>
       <w:r>
@@ -301,7 +315,7 @@
       <w:pPr>
         <w:pStyle w:val="Normal"/>
         <w:bidi w:val="0"/>
-        <w:jc w:val="start"/>
+        <w:jc w:val="left"/>
         <w:rPr/>
       </w:pPr>
       <w:r>
@@ -313,7 +327,7 @@
       <w:pPr>
         <w:pStyle w:val="Normal"/>
         <w:bidi w:val="0"/>
-        <w:jc w:val="start"/>
+        <w:jc w:val="left"/>
         <w:rPr/>
       </w:pPr>
       <w:r>
@@ -325,30 +339,30 @@
       <w:pPr>
         <w:pStyle w:val="Normal"/>
         <w:bidi w:val="0"/>
-        <w:jc w:val="start"/>
-        <w:rPr/>
-      </w:pPr>
-      <w:r>
-        <w:rPr/>
-      </w:r>
-    </w:p>
-    <w:p>
-      <w:pPr>
-        <w:pStyle w:val="Normal"/>
-        <w:bidi w:val="0"/>
-        <w:jc w:val="start"/>
-        <w:rPr/>
-      </w:pPr>
-      <w:r>
-        <w:rPr/>
-        <w:t>(Слайд 5: Ключевые различия)</w:t>
-      </w:r>
-    </w:p>
-    <w:p>
-      <w:pPr>
-        <w:pStyle w:val="Normal"/>
-        <w:bidi w:val="0"/>
-        <w:jc w:val="start"/>
+        <w:jc w:val="left"/>
+        <w:rPr/>
+      </w:pPr>
+      <w:r>
+        <w:rPr/>
+      </w:r>
+    </w:p>
+    <w:p>
+      <w:pPr>
+        <w:pStyle w:val="Normal"/>
+        <w:bidi w:val="0"/>
+        <w:jc w:val="left"/>
+        <w:rPr/>
+      </w:pPr>
+      <w:r>
+        <w:rPr/>
+        <w:t>Слайд 5: Ключевые различия</w:t>
+      </w:r>
+    </w:p>
+    <w:p>
+      <w:pPr>
+        <w:pStyle w:val="Normal"/>
+        <w:bidi w:val="0"/>
+        <w:jc w:val="left"/>
         <w:rPr/>
       </w:pPr>
       <w:r>
@@ -360,66 +374,189 @@
       <w:pPr>
         <w:pStyle w:val="Normal"/>
         <w:bidi w:val="0"/>
-        <w:jc w:val="start"/>
-        <w:rPr/>
-      </w:pPr>
-      <w:r>
-        <w:rPr/>
-        <w:t>1.  Зависимость выхода: У Мура — только от состояния, у Мили — от состояния и входа.</w:t>
-      </w:r>
-    </w:p>
-    <w:p>
-      <w:pPr>
-        <w:pStyle w:val="Normal"/>
-        <w:bidi w:val="0"/>
-        <w:jc w:val="start"/>
-        <w:rPr/>
-      </w:pPr>
-      <w:r>
-        <w:rPr/>
-        <w:t>2.  Местоположение выхода: У Мура — в состояниях, у Мили — на переходах.</w:t>
-      </w:r>
-    </w:p>
-    <w:p>
-      <w:pPr>
-        <w:pStyle w:val="Normal"/>
-        <w:bidi w:val="0"/>
-        <w:jc w:val="start"/>
-        <w:rPr/>
-      </w:pPr>
-      <w:r>
-        <w:rPr/>
-        <w:t>3.  Задержка реакции: Мили реагирует мгновенно, у Мура выход задержан на такт.</w:t>
-      </w:r>
-    </w:p>
-    <w:p>
-      <w:pPr>
-        <w:pStyle w:val="Normal"/>
-        <w:bidi w:val="0"/>
-        <w:jc w:val="start"/>
-        <w:rPr/>
-      </w:pPr>
-      <w:r>
-        <w:rPr/>
-        <w:t>4.  Преобразуемость: Любой автомат одного типа может быть преобразован в эквивалентный автомат другого типа.</w:t>
-      </w:r>
-    </w:p>
-    <w:p>
-      <w:pPr>
-        <w:pStyle w:val="Normal"/>
-        <w:bidi w:val="0"/>
-        <w:jc w:val="start"/>
-        <w:rPr/>
-      </w:pPr>
-      <w:r>
-        <w:rPr/>
-      </w:r>
-    </w:p>
-    <w:p>
-      <w:pPr>
-        <w:pStyle w:val="Normal"/>
-        <w:bidi w:val="0"/>
-        <w:jc w:val="start"/>
+        <w:jc w:val="left"/>
+        <w:rPr/>
+      </w:pPr>
+      <w:r>
+        <w:rPr/>
+        <w:t xml:space="preserve">1.  У </w:t>
+      </w:r>
+      <w:r>
+        <w:rPr>
+          <w:b/>
+          <w:bCs/>
+        </w:rPr>
+        <w:t xml:space="preserve">автомата </w:t>
+      </w:r>
+      <w:r>
+        <w:rPr>
+          <w:b/>
+          <w:bCs/>
+        </w:rPr>
+        <w:t>Мура</w:t>
+      </w:r>
+      <w:r>
+        <w:rPr/>
+        <w:t xml:space="preserve"> — только от состояния</w:t>
+        <w:br/>
+        <w:tab/>
+        <w:t>у</w:t>
+      </w:r>
+      <w:r>
+        <w:rPr>
+          <w:b w:val="false"/>
+          <w:bCs w:val="false"/>
+        </w:rPr>
+        <w:t xml:space="preserve"> </w:t>
+      </w:r>
+      <w:r>
+        <w:rPr>
+          <w:b/>
+          <w:bCs/>
+        </w:rPr>
+        <w:t xml:space="preserve">автомата </w:t>
+      </w:r>
+      <w:r>
+        <w:rPr>
+          <w:b/>
+          <w:bCs/>
+        </w:rPr>
+        <w:t>Мили</w:t>
+      </w:r>
+      <w:r>
+        <w:rPr/>
+        <w:t xml:space="preserve"> — от состояния и входа.</w:t>
+      </w:r>
+    </w:p>
+    <w:p>
+      <w:pPr>
+        <w:pStyle w:val="Normal"/>
+        <w:bidi w:val="0"/>
+        <w:jc w:val="left"/>
+        <w:rPr/>
+      </w:pPr>
+      <w:r>
+        <w:rPr/>
+        <w:t xml:space="preserve">2.  У </w:t>
+      </w:r>
+      <w:r>
+        <w:rPr>
+          <w:b/>
+          <w:bCs/>
+        </w:rPr>
+        <w:t xml:space="preserve">автомата </w:t>
+      </w:r>
+      <w:r>
+        <w:rPr>
+          <w:b/>
+          <w:bCs/>
+        </w:rPr>
+        <w:t>Мура</w:t>
+      </w:r>
+      <w:r>
+        <w:rPr/>
+        <w:t xml:space="preserve"> — в состояниях</w:t>
+        <w:br/>
+        <w:tab/>
+        <w:t xml:space="preserve">у </w:t>
+      </w:r>
+      <w:r>
+        <w:rPr>
+          <w:b/>
+          <w:bCs/>
+        </w:rPr>
+        <w:t xml:space="preserve">автомата </w:t>
+      </w:r>
+      <w:r>
+        <w:rPr>
+          <w:b/>
+          <w:bCs/>
+        </w:rPr>
+        <w:t>Мили</w:t>
+      </w:r>
+      <w:r>
+        <w:rPr/>
+        <w:t xml:space="preserve"> — на переходах.</w:t>
+      </w:r>
+    </w:p>
+    <w:p>
+      <w:pPr>
+        <w:pStyle w:val="Normal"/>
+        <w:bidi w:val="0"/>
+        <w:jc w:val="left"/>
+        <w:rPr/>
+      </w:pPr>
+      <w:r>
+        <w:rPr/>
+        <w:t xml:space="preserve">3.  </w:t>
+      </w:r>
+      <w:r>
+        <w:rPr>
+          <w:b/>
+          <w:bCs/>
+        </w:rPr>
+        <w:t xml:space="preserve">Автомат </w:t>
+      </w:r>
+      <w:r>
+        <w:rPr>
+          <w:b/>
+          <w:bCs/>
+        </w:rPr>
+        <w:t>Мили</w:t>
+      </w:r>
+      <w:r>
+        <w:rPr/>
+        <w:t xml:space="preserve"> реагирует мгновенно</w:t>
+        <w:br/>
+        <w:tab/>
+      </w:r>
+      <w:r>
+        <w:rPr>
+          <w:b/>
+          <w:bCs/>
+        </w:rPr>
+        <w:t xml:space="preserve">Автомат </w:t>
+      </w:r>
+      <w:r>
+        <w:rPr>
+          <w:b/>
+          <w:bCs/>
+        </w:rPr>
+        <w:t>Мура</w:t>
+      </w:r>
+      <w:r>
+        <w:rPr/>
+        <w:t xml:space="preserve"> выход задержан на такт.</w:t>
+      </w:r>
+    </w:p>
+    <w:p>
+      <w:pPr>
+        <w:pStyle w:val="Normal"/>
+        <w:bidi w:val="0"/>
+        <w:jc w:val="left"/>
+        <w:rPr/>
+      </w:pPr>
+      <w:r>
+        <w:rPr/>
+        <w:t>4.  Любой автомат одного типа может быть преобразован в эквивалентный автомат другого типа.</w:t>
+      </w:r>
+    </w:p>
+    <w:p>
+      <w:pPr>
+        <w:pStyle w:val="Normal"/>
+        <w:bidi w:val="0"/>
+        <w:jc w:val="left"/>
+        <w:rPr/>
+      </w:pPr>
+      <w:r>
+        <w:rPr/>
+      </w:r>
+    </w:p>
+    <w:p>
+      <w:pPr>
+        <w:pStyle w:val="Normal"/>
+        <w:bidi w:val="0"/>
+        <w:jc w:val="left"/>
         <w:rPr/>
       </w:pPr>
       <w:r>
@@ -431,7 +568,7 @@
       <w:pPr>
         <w:pStyle w:val="Normal"/>
         <w:bidi w:val="0"/>
-        <w:jc w:val="start"/>
+        <w:jc w:val="left"/>
         <w:rPr/>
       </w:pPr>
       <w:r>
@@ -442,43 +579,51 @@
     <w:p>
       <w:pPr>
         <w:pStyle w:val="Normal"/>
-        <w:bidi w:val="0"/>
-        <w:jc w:val="start"/>
-        <w:rPr/>
-      </w:pPr>
-      <w:r>
-        <w:rPr/>
-        <w:t>*   В автомате Мура выходные сигналы записываются внутри кружков, обозначающих состояния. Стрелки переходов помечаются только входными сигналами.</w:t>
-      </w:r>
-    </w:p>
-    <w:p>
-      <w:pPr>
-        <w:pStyle w:val="Normal"/>
-        <w:bidi w:val="0"/>
-        <w:jc w:val="start"/>
-        <w:rPr/>
-      </w:pPr>
-      <w:r>
-        <w:rPr/>
-        <w:t>*   В автомате Мили выходные сигналы записываются на стрелках переходов. Стрелка помечается парой «вход/выход».</w:t>
-      </w:r>
-    </w:p>
-    <w:p>
-      <w:pPr>
-        <w:pStyle w:val="Normal"/>
-        <w:bidi w:val="0"/>
-        <w:jc w:val="start"/>
-        <w:rPr/>
-      </w:pPr>
-      <w:r>
-        <w:rPr/>
-      </w:r>
-    </w:p>
-    <w:p>
-      <w:pPr>
-        <w:pStyle w:val="Normal"/>
-        <w:bidi w:val="0"/>
-        <w:jc w:val="start"/>
+        <w:numPr>
+          <w:ilvl w:val="0"/>
+          <w:numId w:val="3"/>
+        </w:numPr>
+        <w:bidi w:val="0"/>
+        <w:jc w:val="left"/>
+        <w:rPr/>
+      </w:pPr>
+      <w:r>
+        <w:rPr/>
+        <w:t>В автомате Мура выходные сигналы записываются внутри кружков, обозначающих состояния. Стрелки переходов помечаются только входными сигналами.</w:t>
+      </w:r>
+    </w:p>
+    <w:p>
+      <w:pPr>
+        <w:pStyle w:val="Normal"/>
+        <w:numPr>
+          <w:ilvl w:val="0"/>
+          <w:numId w:val="3"/>
+        </w:numPr>
+        <w:bidi w:val="0"/>
+        <w:jc w:val="left"/>
+        <w:rPr/>
+      </w:pPr>
+      <w:r>
+        <w:rPr/>
+        <w:t>В автомате Мили выходные сигналы записываются на стрелках переходов. Стрелка помечается парой «вход/выход».</w:t>
+      </w:r>
+    </w:p>
+    <w:p>
+      <w:pPr>
+        <w:pStyle w:val="Normal"/>
+        <w:bidi w:val="0"/>
+        <w:jc w:val="left"/>
+        <w:rPr/>
+      </w:pPr>
+      <w:r>
+        <w:rPr/>
+      </w:r>
+    </w:p>
+    <w:p>
+      <w:pPr>
+        <w:pStyle w:val="Normal"/>
+        <w:bidi w:val="0"/>
+        <w:jc w:val="left"/>
         <w:rPr/>
       </w:pPr>
       <w:r>
@@ -490,7 +635,7 @@
       <w:pPr>
         <w:pStyle w:val="Normal"/>
         <w:bidi w:val="0"/>
-        <w:jc w:val="start"/>
+        <w:jc w:val="left"/>
         <w:rPr/>
       </w:pPr>
       <w:r>
@@ -502,7 +647,7 @@
       <w:pPr>
         <w:pStyle w:val="Normal"/>
         <w:bidi w:val="0"/>
-        <w:jc w:val="start"/>
+        <w:jc w:val="left"/>
         <w:rPr/>
       </w:pPr>
       <w:r>
@@ -514,7 +659,7 @@
       <w:pPr>
         <w:pStyle w:val="Normal"/>
         <w:bidi w:val="0"/>
-        <w:jc w:val="start"/>
+        <w:jc w:val="left"/>
         <w:rPr/>
       </w:pPr>
       <w:r>
@@ -526,19 +671,19 @@
       <w:pPr>
         <w:pStyle w:val="Normal"/>
         <w:bidi w:val="0"/>
-        <w:jc w:val="start"/>
-        <w:rPr/>
-      </w:pPr>
-      <w:r>
-        <w:rPr/>
-        <w:t>3.  Переключение на желтый: Через таймаут система переходит в новое состояние, выход меняется на желтый для машин.</w:t>
-      </w:r>
-    </w:p>
-    <w:p>
-      <w:pPr>
-        <w:pStyle w:val="Normal"/>
-        <w:bidi w:val="0"/>
-        <w:jc w:val="start"/>
+        <w:jc w:val="left"/>
+        <w:rPr/>
+      </w:pPr>
+      <w:r>
+        <w:rPr/>
+        <w:t>3.  Переключение на желтый: Через такт система переходит в новое состояние, выход меняется на желтый для машин.</w:t>
+      </w:r>
+    </w:p>
+    <w:p>
+      <w:pPr>
+        <w:pStyle w:val="Normal"/>
+        <w:bidi w:val="0"/>
+        <w:jc w:val="left"/>
         <w:rPr/>
       </w:pPr>
       <w:r>
@@ -550,7 +695,7 @@
       <w:pPr>
         <w:pStyle w:val="Normal"/>
         <w:bidi w:val="0"/>
-        <w:jc w:val="start"/>
+        <w:jc w:val="left"/>
         <w:rPr/>
       </w:pPr>
       <w:r>
@@ -562,18 +707,18 @@
       <w:pPr>
         <w:pStyle w:val="Normal"/>
         <w:bidi w:val="0"/>
-        <w:jc w:val="start"/>
-        <w:rPr/>
-      </w:pPr>
-      <w:r>
-        <w:rPr/>
-      </w:r>
-    </w:p>
-    <w:p>
-      <w:pPr>
-        <w:pStyle w:val="Normal"/>
-        <w:bidi w:val="0"/>
-        <w:jc w:val="start"/>
+        <w:jc w:val="left"/>
+        <w:rPr/>
+      </w:pPr>
+      <w:r>
+        <w:rPr/>
+      </w:r>
+    </w:p>
+    <w:p>
+      <w:pPr>
+        <w:pStyle w:val="Normal"/>
+        <w:bidi w:val="0"/>
+        <w:jc w:val="left"/>
         <w:rPr/>
       </w:pPr>
       <w:r>
@@ -585,7 +730,7 @@
       <w:pPr>
         <w:pStyle w:val="Normal"/>
         <w:bidi w:val="0"/>
-        <w:jc w:val="start"/>
+        <w:jc w:val="left"/>
         <w:rPr/>
       </w:pPr>
       <w:r>
@@ -596,55 +741,101 @@
     <w:p>
       <w:pPr>
         <w:pStyle w:val="Normal"/>
-        <w:bidi w:val="0"/>
-        <w:jc w:val="start"/>
-        <w:rPr/>
-      </w:pPr>
-      <w:r>
-        <w:rPr/>
-        <w:t>*   В цифровой технике (ПЛИС, микроконтроллеры) для проектирования управляющих логических блоков.</w:t>
-      </w:r>
-    </w:p>
-    <w:p>
-      <w:pPr>
-        <w:pStyle w:val="Normal"/>
-        <w:bidi w:val="0"/>
-        <w:jc w:val="start"/>
-        <w:rPr/>
-      </w:pPr>
-      <w:r>
-        <w:rPr/>
-        <w:t>*   В робототехнике и АСУ для моделирования поведения систем и роботов.</w:t>
-      </w:r>
-    </w:p>
-    <w:p>
-      <w:pPr>
-        <w:pStyle w:val="Normal"/>
-        <w:bidi w:val="0"/>
-        <w:jc w:val="start"/>
-        <w:rPr/>
-      </w:pPr>
-      <w:r>
-        <w:rPr/>
-        <w:t>*   В разработке ПО для парсинга, управления состояниями UI (например, вкладки, меню) и реализации протоколов связи.</w:t>
-      </w:r>
-    </w:p>
-    <w:p>
-      <w:pPr>
-        <w:pStyle w:val="Normal"/>
-        <w:bidi w:val="0"/>
-        <w:jc w:val="start"/>
-        <w:rPr/>
-      </w:pPr>
-      <w:r>
-        <w:rPr/>
-      </w:r>
-    </w:p>
-    <w:p>
-      <w:pPr>
-        <w:pStyle w:val="Normal"/>
-        <w:bidi w:val="0"/>
-        <w:jc w:val="start"/>
+        <w:numPr>
+          <w:ilvl w:val="0"/>
+          <w:numId w:val="1"/>
+        </w:numPr>
+        <w:rPr/>
+      </w:pPr>
+      <w:r>
+        <w:rPr/>
+        <w:t xml:space="preserve">В цифровой технике </w:t>
+      </w:r>
+      <w:r>
+        <w:rPr>
+          <w:rFonts w:eastAsia="NSimSun" w:cs="Lucida Sans"/>
+          <w:color w:val="auto"/>
+          <w:kern w:val="2"/>
+          <w:sz w:val="24"/>
+          <w:szCs w:val="24"/>
+          <w:lang w:val="ru-RU" w:eastAsia="zh-CN" w:bidi="hi-IN"/>
+        </w:rPr>
+        <w:t>(</w:t>
+      </w:r>
+      <w:r>
+        <w:rPr>
+          <w:rFonts w:eastAsia="Tahoma" w:cs="Open Sans"/>
+          <w:b w:val="false"/>
+          <w:i w:val="false"/>
+          <w:caps w:val="false"/>
+          <w:smallCaps w:val="false"/>
+          <w:strike w:val="false"/>
+          <w:dstrike w:val="false"/>
+          <w:outline w:val="false"/>
+          <w:shadow w:val="false"/>
+          <w:color w:val="auto"/>
+          <w:kern w:val="2"/>
+          <w:sz w:val="36"/>
+          <w:szCs w:val="24"/>
+          <w:u w:val="none"/>
+          <w:em w:val="none"/>
+          <w:lang w:val="ru-RU" w:eastAsia="zh-CN" w:bidi="hi-IN"/>
+        </w:rPr>
+        <w:t>программируемых логических интегральных схемах</w:t>
+      </w:r>
+      <w:r>
+        <w:rPr/>
+        <w:t>, микроконтроллерах) для проектирования управляющих логических блоков.</w:t>
+      </w:r>
+    </w:p>
+    <w:p>
+      <w:pPr>
+        <w:pStyle w:val="Normal"/>
+        <w:numPr>
+          <w:ilvl w:val="0"/>
+          <w:numId w:val="1"/>
+        </w:numPr>
+        <w:bidi w:val="0"/>
+        <w:jc w:val="left"/>
+        <w:rPr/>
+      </w:pPr>
+      <w:r>
+        <w:rPr/>
+        <w:t>В робототехнике и автоматических системах управления АСУ для моделирования поведения систем и роботов</w:t>
+      </w:r>
+    </w:p>
+    <w:p>
+      <w:pPr>
+        <w:pStyle w:val="Normal"/>
+        <w:numPr>
+          <w:ilvl w:val="0"/>
+          <w:numId w:val="1"/>
+        </w:numPr>
+        <w:bidi w:val="0"/>
+        <w:jc w:val="left"/>
+        <w:rPr/>
+      </w:pPr>
+      <w:r>
+        <w:rPr/>
+        <w:t>В разработке ПО для парсинга, управления состояниями UI (например, вкладки, меню) и реализации протоколов связи</w:t>
+      </w:r>
+    </w:p>
+    <w:p>
+      <w:pPr>
+        <w:pStyle w:val="Normal"/>
+        <w:bidi w:val="0"/>
+        <w:jc w:val="left"/>
+        <w:rPr/>
+      </w:pPr>
+      <w:r>
+        <w:rPr/>
+      </w:r>
+    </w:p>
+    <w:p>
+      <w:pPr>
+        <w:pStyle w:val="Normal"/>
+        <w:bidi w:val="0"/>
+        <w:jc w:val="left"/>
         <w:rPr/>
       </w:pPr>
       <w:r>
@@ -656,7 +847,7 @@
       <w:pPr>
         <w:pStyle w:val="Normal"/>
         <w:bidi w:val="0"/>
-        <w:jc w:val="start"/>
+        <w:jc w:val="left"/>
         <w:rPr/>
       </w:pPr>
       <w:r>
@@ -667,43 +858,65 @@
     <w:p>
       <w:pPr>
         <w:pStyle w:val="Normal"/>
-        <w:bidi w:val="0"/>
-        <w:jc w:val="start"/>
-        <w:rPr/>
-      </w:pPr>
-      <w:r>
-        <w:rPr/>
-        <w:t>*   Автомат Мили предпочтителен, когда критична мгновенная реакция на вход и минимальная задержка (интерактивные системы, обработка прерываний, протоколы связи).</w:t>
-      </w:r>
-    </w:p>
-    <w:p>
-      <w:pPr>
-        <w:pStyle w:val="Normal"/>
-        <w:bidi w:val="0"/>
-        <w:jc w:val="start"/>
-        <w:rPr/>
-      </w:pPr>
-      <w:r>
-        <w:rPr/>
-        <w:t>*   Автомат Мура лучше подходит, когда важнее стабильность и предсказуемость выхода, а задержка в такт допустима или даже полезна (синхронные цифровые схемы, циклические системы управления, как наш светофор).</w:t>
-      </w:r>
-    </w:p>
-    <w:p>
-      <w:pPr>
-        <w:pStyle w:val="Normal"/>
-        <w:bidi w:val="0"/>
-        <w:jc w:val="start"/>
-        <w:rPr/>
-      </w:pPr>
-      <w:r>
-        <w:rPr/>
-      </w:r>
-    </w:p>
-    <w:p>
-      <w:pPr>
-        <w:pStyle w:val="Normal"/>
-        <w:bidi w:val="0"/>
-        <w:jc w:val="start"/>
+        <w:numPr>
+          <w:ilvl w:val="0"/>
+          <w:numId w:val="2"/>
+        </w:numPr>
+        <w:bidi w:val="0"/>
+        <w:jc w:val="left"/>
+        <w:rPr/>
+      </w:pPr>
+      <w:r>
+        <w:rPr>
+          <w:b/>
+          <w:bCs/>
+        </w:rPr>
+        <w:t>Автомат Мили</w:t>
+      </w:r>
+      <w:r>
+        <w:rPr/>
+        <w:t xml:space="preserve"> предпочтителен, когда критична мгновенная реакция на вход и минимальная задержка (интерактивные системы, обработка прерываний, протоколы связи).</w:t>
+      </w:r>
+    </w:p>
+    <w:p>
+      <w:pPr>
+        <w:pStyle w:val="Normal"/>
+        <w:numPr>
+          <w:ilvl w:val="0"/>
+          <w:numId w:val="2"/>
+        </w:numPr>
+        <w:bidi w:val="0"/>
+        <w:jc w:val="left"/>
+        <w:rPr/>
+      </w:pPr>
+      <w:r>
+        <w:rPr>
+          <w:b/>
+          <w:bCs/>
+        </w:rPr>
+        <w:t>Автомат Мура</w:t>
+      </w:r>
+      <w:r>
+        <w:rPr/>
+        <w:t xml:space="preserve"> лучше подходит, когда важнее стабильность и предсказуемость выхода, а задержка в такт допустима или даже полезна (синхронные цифровые схемы, циклические системы управления, как наш светофор).</w:t>
+      </w:r>
+    </w:p>
+    <w:p>
+      <w:pPr>
+        <w:pStyle w:val="Normal"/>
+        <w:bidi w:val="0"/>
+        <w:jc w:val="left"/>
+        <w:rPr/>
+      </w:pPr>
+      <w:r>
+        <w:rPr/>
+      </w:r>
+    </w:p>
+    <w:p>
+      <w:pPr>
+        <w:pStyle w:val="Normal"/>
+        <w:bidi w:val="0"/>
+        <w:jc w:val="left"/>
         <w:rPr/>
       </w:pPr>
       <w:r>
@@ -715,18 +928,18 @@
       <w:pPr>
         <w:pStyle w:val="Normal"/>
         <w:bidi w:val="0"/>
-        <w:jc w:val="start"/>
-        <w:rPr/>
-      </w:pPr>
-      <w:r>
-        <w:rPr/>
-      </w:r>
-    </w:p>
-    <w:p>
-      <w:pPr>
-        <w:pStyle w:val="Normal"/>
-        <w:bidi w:val="0"/>
-        <w:jc w:val="start"/>
+        <w:jc w:val="left"/>
+        <w:rPr/>
+      </w:pPr>
+      <w:r>
+        <w:rPr/>
+      </w:r>
+    </w:p>
+    <w:p>
+      <w:pPr>
+        <w:pStyle w:val="Normal"/>
+        <w:bidi w:val="0"/>
+        <w:jc w:val="left"/>
         <w:rPr/>
       </w:pPr>
       <w:r>
@@ -741,9 +954,557 @@
       <w:pgNumType w:fmt="decimal"/>
       <w:formProt w:val="false"/>
       <w:textDirection w:val="lrTb"/>
+      <w:docGrid w:type="default" w:linePitch="100" w:charSpace="4294942719"/>
     </w:sectPr>
   </w:body>
 </w:document>
+</file>
+
+<file path=word/numbering.xml><?xml version="1.0" encoding="utf-8"?>
+<w:numbering xmlns:w="http://schemas.openxmlformats.org/wordprocessingml/2006/main" xmlns:o="urn:schemas-microsoft-com:office:office" xmlns:r="http://schemas.openxmlformats.org/officeDocument/2006/relationships" xmlns:v="urn:schemas-microsoft-com:vml" xmlns:mc="http://schemas.openxmlformats.org/markup-compatibility/2006" xmlns:w14="http://schemas.microsoft.com/office/word/2010/wordml" mc:Ignorable="w14">
+  <w:abstractNum w:abstractNumId="1">
+    <w:lvl w:ilvl="0">
+      <w:start w:val="1"/>
+      <w:numFmt w:val="bullet"/>
+      <w:lvlText w:val=""/>
+      <w:lvlJc w:val="left"/>
+      <w:pPr>
+        <w:tabs>
+          <w:tab w:val="num" w:pos="720"/>
+        </w:tabs>
+        <w:ind w:left="720" w:hanging="360"/>
+      </w:pPr>
+      <w:rPr>
+        <w:rFonts w:ascii="Symbol" w:hAnsi="Symbol" w:cs="Symbol" w:hint="default"/>
+      </w:rPr>
+    </w:lvl>
+    <w:lvl w:ilvl="1">
+      <w:start w:val="1"/>
+      <w:numFmt w:val="bullet"/>
+      <w:lvlText w:val="◦"/>
+      <w:lvlJc w:val="left"/>
+      <w:pPr>
+        <w:tabs>
+          <w:tab w:val="num" w:pos="1080"/>
+        </w:tabs>
+        <w:ind w:left="1080" w:hanging="360"/>
+      </w:pPr>
+      <w:rPr>
+        <w:rFonts w:ascii="OpenSymbol" w:hAnsi="OpenSymbol" w:cs="OpenSymbol" w:hint="default"/>
+      </w:rPr>
+    </w:lvl>
+    <w:lvl w:ilvl="2">
+      <w:start w:val="1"/>
+      <w:numFmt w:val="bullet"/>
+      <w:lvlText w:val="▪"/>
+      <w:lvlJc w:val="left"/>
+      <w:pPr>
+        <w:tabs>
+          <w:tab w:val="num" w:pos="1440"/>
+        </w:tabs>
+        <w:ind w:left="1440" w:hanging="360"/>
+      </w:pPr>
+      <w:rPr>
+        <w:rFonts w:ascii="OpenSymbol" w:hAnsi="OpenSymbol" w:cs="OpenSymbol" w:hint="default"/>
+      </w:rPr>
+    </w:lvl>
+    <w:lvl w:ilvl="3">
+      <w:start w:val="1"/>
+      <w:numFmt w:val="bullet"/>
+      <w:lvlText w:val=""/>
+      <w:lvlJc w:val="left"/>
+      <w:pPr>
+        <w:tabs>
+          <w:tab w:val="num" w:pos="1800"/>
+        </w:tabs>
+        <w:ind w:left="1800" w:hanging="360"/>
+      </w:pPr>
+      <w:rPr>
+        <w:rFonts w:ascii="Symbol" w:hAnsi="Symbol" w:cs="Symbol" w:hint="default"/>
+      </w:rPr>
+    </w:lvl>
+    <w:lvl w:ilvl="4">
+      <w:start w:val="1"/>
+      <w:numFmt w:val="bullet"/>
+      <w:lvlText w:val="◦"/>
+      <w:lvlJc w:val="left"/>
+      <w:pPr>
+        <w:tabs>
+          <w:tab w:val="num" w:pos="2160"/>
+        </w:tabs>
+        <w:ind w:left="2160" w:hanging="360"/>
+      </w:pPr>
+      <w:rPr>
+        <w:rFonts w:ascii="OpenSymbol" w:hAnsi="OpenSymbol" w:cs="OpenSymbol" w:hint="default"/>
+      </w:rPr>
+    </w:lvl>
+    <w:lvl w:ilvl="5">
+      <w:start w:val="1"/>
+      <w:numFmt w:val="bullet"/>
+      <w:lvlText w:val="▪"/>
+      <w:lvlJc w:val="left"/>
+      <w:pPr>
+        <w:tabs>
+          <w:tab w:val="num" w:pos="2520"/>
+        </w:tabs>
+        <w:ind w:left="2520" w:hanging="360"/>
+      </w:pPr>
+      <w:rPr>
+        <w:rFonts w:ascii="OpenSymbol" w:hAnsi="OpenSymbol" w:cs="OpenSymbol" w:hint="default"/>
+      </w:rPr>
+    </w:lvl>
+    <w:lvl w:ilvl="6">
+      <w:start w:val="1"/>
+      <w:numFmt w:val="bullet"/>
+      <w:lvlText w:val=""/>
+      <w:lvlJc w:val="left"/>
+      <w:pPr>
+        <w:tabs>
+          <w:tab w:val="num" w:pos="2880"/>
+        </w:tabs>
+        <w:ind w:left="2880" w:hanging="360"/>
+      </w:pPr>
+      <w:rPr>
+        <w:rFonts w:ascii="Symbol" w:hAnsi="Symbol" w:cs="Symbol" w:hint="default"/>
+      </w:rPr>
+    </w:lvl>
+    <w:lvl w:ilvl="7">
+      <w:start w:val="1"/>
+      <w:numFmt w:val="bullet"/>
+      <w:lvlText w:val="◦"/>
+      <w:lvlJc w:val="left"/>
+      <w:pPr>
+        <w:tabs>
+          <w:tab w:val="num" w:pos="3240"/>
+        </w:tabs>
+        <w:ind w:left="3240" w:hanging="360"/>
+      </w:pPr>
+      <w:rPr>
+        <w:rFonts w:ascii="OpenSymbol" w:hAnsi="OpenSymbol" w:cs="OpenSymbol" w:hint="default"/>
+      </w:rPr>
+    </w:lvl>
+    <w:lvl w:ilvl="8">
+      <w:start w:val="1"/>
+      <w:numFmt w:val="bullet"/>
+      <w:lvlText w:val="▪"/>
+      <w:lvlJc w:val="left"/>
+      <w:pPr>
+        <w:tabs>
+          <w:tab w:val="num" w:pos="3600"/>
+        </w:tabs>
+        <w:ind w:left="3600" w:hanging="360"/>
+      </w:pPr>
+      <w:rPr>
+        <w:rFonts w:ascii="OpenSymbol" w:hAnsi="OpenSymbol" w:cs="OpenSymbol" w:hint="default"/>
+      </w:rPr>
+    </w:lvl>
+  </w:abstractNum>
+  <w:abstractNum w:abstractNumId="2">
+    <w:lvl w:ilvl="0">
+      <w:start w:val="1"/>
+      <w:numFmt w:val="bullet"/>
+      <w:lvlText w:val=""/>
+      <w:lvlJc w:val="left"/>
+      <w:pPr>
+        <w:tabs>
+          <w:tab w:val="num" w:pos="720"/>
+        </w:tabs>
+        <w:ind w:left="720" w:hanging="360"/>
+      </w:pPr>
+      <w:rPr>
+        <w:rFonts w:ascii="Symbol" w:hAnsi="Symbol" w:cs="Symbol" w:hint="default"/>
+      </w:rPr>
+    </w:lvl>
+    <w:lvl w:ilvl="1">
+      <w:start w:val="1"/>
+      <w:numFmt w:val="bullet"/>
+      <w:lvlText w:val="◦"/>
+      <w:lvlJc w:val="left"/>
+      <w:pPr>
+        <w:tabs>
+          <w:tab w:val="num" w:pos="1080"/>
+        </w:tabs>
+        <w:ind w:left="1080" w:hanging="360"/>
+      </w:pPr>
+      <w:rPr>
+        <w:rFonts w:ascii="OpenSymbol" w:hAnsi="OpenSymbol" w:cs="OpenSymbol" w:hint="default"/>
+      </w:rPr>
+    </w:lvl>
+    <w:lvl w:ilvl="2">
+      <w:start w:val="1"/>
+      <w:numFmt w:val="bullet"/>
+      <w:lvlText w:val="▪"/>
+      <w:lvlJc w:val="left"/>
+      <w:pPr>
+        <w:tabs>
+          <w:tab w:val="num" w:pos="1440"/>
+        </w:tabs>
+        <w:ind w:left="1440" w:hanging="360"/>
+      </w:pPr>
+      <w:rPr>
+        <w:rFonts w:ascii="OpenSymbol" w:hAnsi="OpenSymbol" w:cs="OpenSymbol" w:hint="default"/>
+      </w:rPr>
+    </w:lvl>
+    <w:lvl w:ilvl="3">
+      <w:start w:val="1"/>
+      <w:numFmt w:val="bullet"/>
+      <w:lvlText w:val=""/>
+      <w:lvlJc w:val="left"/>
+      <w:pPr>
+        <w:tabs>
+          <w:tab w:val="num" w:pos="1800"/>
+        </w:tabs>
+        <w:ind w:left="1800" w:hanging="360"/>
+      </w:pPr>
+      <w:rPr>
+        <w:rFonts w:ascii="Symbol" w:hAnsi="Symbol" w:cs="Symbol" w:hint="default"/>
+      </w:rPr>
+    </w:lvl>
+    <w:lvl w:ilvl="4">
+      <w:start w:val="1"/>
+      <w:numFmt w:val="bullet"/>
+      <w:lvlText w:val="◦"/>
+      <w:lvlJc w:val="left"/>
+      <w:pPr>
+        <w:tabs>
+          <w:tab w:val="num" w:pos="2160"/>
+        </w:tabs>
+        <w:ind w:left="2160" w:hanging="360"/>
+      </w:pPr>
+      <w:rPr>
+        <w:rFonts w:ascii="OpenSymbol" w:hAnsi="OpenSymbol" w:cs="OpenSymbol" w:hint="default"/>
+      </w:rPr>
+    </w:lvl>
+    <w:lvl w:ilvl="5">
+      <w:start w:val="1"/>
+      <w:numFmt w:val="bullet"/>
+      <w:lvlText w:val="▪"/>
+      <w:lvlJc w:val="left"/>
+      <w:pPr>
+        <w:tabs>
+          <w:tab w:val="num" w:pos="2520"/>
+        </w:tabs>
+        <w:ind w:left="2520" w:hanging="360"/>
+      </w:pPr>
+      <w:rPr>
+        <w:rFonts w:ascii="OpenSymbol" w:hAnsi="OpenSymbol" w:cs="OpenSymbol" w:hint="default"/>
+      </w:rPr>
+    </w:lvl>
+    <w:lvl w:ilvl="6">
+      <w:start w:val="1"/>
+      <w:numFmt w:val="bullet"/>
+      <w:lvlText w:val=""/>
+      <w:lvlJc w:val="left"/>
+      <w:pPr>
+        <w:tabs>
+          <w:tab w:val="num" w:pos="2880"/>
+        </w:tabs>
+        <w:ind w:left="2880" w:hanging="360"/>
+      </w:pPr>
+      <w:rPr>
+        <w:rFonts w:ascii="Symbol" w:hAnsi="Symbol" w:cs="Symbol" w:hint="default"/>
+      </w:rPr>
+    </w:lvl>
+    <w:lvl w:ilvl="7">
+      <w:start w:val="1"/>
+      <w:numFmt w:val="bullet"/>
+      <w:lvlText w:val="◦"/>
+      <w:lvlJc w:val="left"/>
+      <w:pPr>
+        <w:tabs>
+          <w:tab w:val="num" w:pos="3240"/>
+        </w:tabs>
+        <w:ind w:left="3240" w:hanging="360"/>
+      </w:pPr>
+      <w:rPr>
+        <w:rFonts w:ascii="OpenSymbol" w:hAnsi="OpenSymbol" w:cs="OpenSymbol" w:hint="default"/>
+      </w:rPr>
+    </w:lvl>
+    <w:lvl w:ilvl="8">
+      <w:start w:val="1"/>
+      <w:numFmt w:val="bullet"/>
+      <w:lvlText w:val="▪"/>
+      <w:lvlJc w:val="left"/>
+      <w:pPr>
+        <w:tabs>
+          <w:tab w:val="num" w:pos="3600"/>
+        </w:tabs>
+        <w:ind w:left="3600" w:hanging="360"/>
+      </w:pPr>
+      <w:rPr>
+        <w:rFonts w:ascii="OpenSymbol" w:hAnsi="OpenSymbol" w:cs="OpenSymbol" w:hint="default"/>
+      </w:rPr>
+    </w:lvl>
+  </w:abstractNum>
+  <w:abstractNum w:abstractNumId="3">
+    <w:lvl w:ilvl="0">
+      <w:start w:val="1"/>
+      <w:numFmt w:val="bullet"/>
+      <w:lvlText w:val=""/>
+      <w:lvlJc w:val="left"/>
+      <w:pPr>
+        <w:tabs>
+          <w:tab w:val="num" w:pos="720"/>
+        </w:tabs>
+        <w:ind w:left="720" w:hanging="360"/>
+      </w:pPr>
+      <w:rPr>
+        <w:rFonts w:ascii="Symbol" w:hAnsi="Symbol" w:cs="Symbol" w:hint="default"/>
+      </w:rPr>
+    </w:lvl>
+    <w:lvl w:ilvl="1">
+      <w:start w:val="1"/>
+      <w:numFmt w:val="bullet"/>
+      <w:lvlText w:val="◦"/>
+      <w:lvlJc w:val="left"/>
+      <w:pPr>
+        <w:tabs>
+          <w:tab w:val="num" w:pos="1080"/>
+        </w:tabs>
+        <w:ind w:left="1080" w:hanging="360"/>
+      </w:pPr>
+      <w:rPr>
+        <w:rFonts w:ascii="OpenSymbol" w:hAnsi="OpenSymbol" w:cs="OpenSymbol" w:hint="default"/>
+      </w:rPr>
+    </w:lvl>
+    <w:lvl w:ilvl="2">
+      <w:start w:val="1"/>
+      <w:numFmt w:val="bullet"/>
+      <w:lvlText w:val="▪"/>
+      <w:lvlJc w:val="left"/>
+      <w:pPr>
+        <w:tabs>
+          <w:tab w:val="num" w:pos="1440"/>
+        </w:tabs>
+        <w:ind w:left="1440" w:hanging="360"/>
+      </w:pPr>
+      <w:rPr>
+        <w:rFonts w:ascii="OpenSymbol" w:hAnsi="OpenSymbol" w:cs="OpenSymbol" w:hint="default"/>
+      </w:rPr>
+    </w:lvl>
+    <w:lvl w:ilvl="3">
+      <w:start w:val="1"/>
+      <w:numFmt w:val="bullet"/>
+      <w:lvlText w:val=""/>
+      <w:lvlJc w:val="left"/>
+      <w:pPr>
+        <w:tabs>
+          <w:tab w:val="num" w:pos="1800"/>
+        </w:tabs>
+        <w:ind w:left="1800" w:hanging="360"/>
+      </w:pPr>
+      <w:rPr>
+        <w:rFonts w:ascii="Symbol" w:hAnsi="Symbol" w:cs="Symbol" w:hint="default"/>
+      </w:rPr>
+    </w:lvl>
+    <w:lvl w:ilvl="4">
+      <w:start w:val="1"/>
+      <w:numFmt w:val="bullet"/>
+      <w:lvlText w:val="◦"/>
+      <w:lvlJc w:val="left"/>
+      <w:pPr>
+        <w:tabs>
+          <w:tab w:val="num" w:pos="2160"/>
+        </w:tabs>
+        <w:ind w:left="2160" w:hanging="360"/>
+      </w:pPr>
+      <w:rPr>
+        <w:rFonts w:ascii="OpenSymbol" w:hAnsi="OpenSymbol" w:cs="OpenSymbol" w:hint="default"/>
+      </w:rPr>
+    </w:lvl>
+    <w:lvl w:ilvl="5">
+      <w:start w:val="1"/>
+      <w:numFmt w:val="bullet"/>
+      <w:lvlText w:val="▪"/>
+      <w:lvlJc w:val="left"/>
+      <w:pPr>
+        <w:tabs>
+          <w:tab w:val="num" w:pos="2520"/>
+        </w:tabs>
+        <w:ind w:left="2520" w:hanging="360"/>
+      </w:pPr>
+      <w:rPr>
+        <w:rFonts w:ascii="OpenSymbol" w:hAnsi="OpenSymbol" w:cs="OpenSymbol" w:hint="default"/>
+      </w:rPr>
+    </w:lvl>
+    <w:lvl w:ilvl="6">
+      <w:start w:val="1"/>
+      <w:numFmt w:val="bullet"/>
+      <w:lvlText w:val=""/>
+      <w:lvlJc w:val="left"/>
+      <w:pPr>
+        <w:tabs>
+          <w:tab w:val="num" w:pos="2880"/>
+        </w:tabs>
+        <w:ind w:left="2880" w:hanging="360"/>
+      </w:pPr>
+      <w:rPr>
+        <w:rFonts w:ascii="Symbol" w:hAnsi="Symbol" w:cs="Symbol" w:hint="default"/>
+      </w:rPr>
+    </w:lvl>
+    <w:lvl w:ilvl="7">
+      <w:start w:val="1"/>
+      <w:numFmt w:val="bullet"/>
+      <w:lvlText w:val="◦"/>
+      <w:lvlJc w:val="left"/>
+      <w:pPr>
+        <w:tabs>
+          <w:tab w:val="num" w:pos="3240"/>
+        </w:tabs>
+        <w:ind w:left="3240" w:hanging="360"/>
+      </w:pPr>
+      <w:rPr>
+        <w:rFonts w:ascii="OpenSymbol" w:hAnsi="OpenSymbol" w:cs="OpenSymbol" w:hint="default"/>
+      </w:rPr>
+    </w:lvl>
+    <w:lvl w:ilvl="8">
+      <w:start w:val="1"/>
+      <w:numFmt w:val="bullet"/>
+      <w:lvlText w:val="▪"/>
+      <w:lvlJc w:val="left"/>
+      <w:pPr>
+        <w:tabs>
+          <w:tab w:val="num" w:pos="3600"/>
+        </w:tabs>
+        <w:ind w:left="3600" w:hanging="360"/>
+      </w:pPr>
+      <w:rPr>
+        <w:rFonts w:ascii="OpenSymbol" w:hAnsi="OpenSymbol" w:cs="OpenSymbol" w:hint="default"/>
+      </w:rPr>
+    </w:lvl>
+  </w:abstractNum>
+  <w:abstractNum w:abstractNumId="4">
+    <w:lvl w:ilvl="0">
+      <w:start w:val="1"/>
+      <w:numFmt w:val="none"/>
+      <w:suff w:val="nothing"/>
+      <w:lvlText w:val=""/>
+      <w:lvlJc w:val="left"/>
+      <w:pPr>
+        <w:tabs>
+          <w:tab w:val="num" w:pos="0"/>
+        </w:tabs>
+        <w:ind w:left="0" w:hanging="0"/>
+      </w:pPr>
+    </w:lvl>
+    <w:lvl w:ilvl="1">
+      <w:start w:val="1"/>
+      <w:numFmt w:val="none"/>
+      <w:suff w:val="nothing"/>
+      <w:lvlText w:val=""/>
+      <w:lvlJc w:val="left"/>
+      <w:pPr>
+        <w:tabs>
+          <w:tab w:val="num" w:pos="0"/>
+        </w:tabs>
+        <w:ind w:left="0" w:hanging="0"/>
+      </w:pPr>
+    </w:lvl>
+    <w:lvl w:ilvl="2">
+      <w:start w:val="1"/>
+      <w:numFmt w:val="none"/>
+      <w:suff w:val="nothing"/>
+      <w:lvlText w:val=""/>
+      <w:lvlJc w:val="left"/>
+      <w:pPr>
+        <w:tabs>
+          <w:tab w:val="num" w:pos="0"/>
+        </w:tabs>
+        <w:ind w:left="0" w:hanging="0"/>
+      </w:pPr>
+    </w:lvl>
+    <w:lvl w:ilvl="3">
+      <w:start w:val="1"/>
+      <w:numFmt w:val="none"/>
+      <w:suff w:val="nothing"/>
+      <w:lvlText w:val=""/>
+      <w:lvlJc w:val="left"/>
+      <w:pPr>
+        <w:tabs>
+          <w:tab w:val="num" w:pos="0"/>
+        </w:tabs>
+        <w:ind w:left="0" w:hanging="0"/>
+      </w:pPr>
+    </w:lvl>
+    <w:lvl w:ilvl="4">
+      <w:start w:val="1"/>
+      <w:numFmt w:val="none"/>
+      <w:suff w:val="nothing"/>
+      <w:lvlText w:val=""/>
+      <w:lvlJc w:val="left"/>
+      <w:pPr>
+        <w:tabs>
+          <w:tab w:val="num" w:pos="0"/>
+        </w:tabs>
+        <w:ind w:left="0" w:hanging="0"/>
+      </w:pPr>
+    </w:lvl>
+    <w:lvl w:ilvl="5">
+      <w:start w:val="1"/>
+      <w:numFmt w:val="none"/>
+      <w:suff w:val="nothing"/>
+      <w:lvlText w:val=""/>
+      <w:lvlJc w:val="left"/>
+      <w:pPr>
+        <w:tabs>
+          <w:tab w:val="num" w:pos="0"/>
+        </w:tabs>
+        <w:ind w:left="0" w:hanging="0"/>
+      </w:pPr>
+    </w:lvl>
+    <w:lvl w:ilvl="6">
+      <w:start w:val="1"/>
+      <w:numFmt w:val="none"/>
+      <w:suff w:val="nothing"/>
+      <w:lvlText w:val=""/>
+      <w:lvlJc w:val="left"/>
+      <w:pPr>
+        <w:tabs>
+          <w:tab w:val="num" w:pos="0"/>
+        </w:tabs>
+        <w:ind w:left="0" w:hanging="0"/>
+      </w:pPr>
+    </w:lvl>
+    <w:lvl w:ilvl="7">
+      <w:start w:val="1"/>
+      <w:numFmt w:val="none"/>
+      <w:suff w:val="nothing"/>
+      <w:lvlText w:val=""/>
+      <w:lvlJc w:val="left"/>
+      <w:pPr>
+        <w:tabs>
+          <w:tab w:val="num" w:pos="0"/>
+        </w:tabs>
+        <w:ind w:left="0" w:hanging="0"/>
+      </w:pPr>
+    </w:lvl>
+    <w:lvl w:ilvl="8">
+      <w:start w:val="1"/>
+      <w:numFmt w:val="none"/>
+      <w:suff w:val="nothing"/>
+      <w:lvlText w:val=""/>
+      <w:lvlJc w:val="left"/>
+      <w:pPr>
+        <w:tabs>
+          <w:tab w:val="num" w:pos="0"/>
+        </w:tabs>
+        <w:ind w:left="0" w:hanging="0"/>
+      </w:pPr>
+    </w:lvl>
+  </w:abstractNum>
+  <w:num w:numId="1">
+    <w:abstractNumId w:val="1"/>
+  </w:num>
+  <w:num w:numId="2">
+    <w:abstractNumId w:val="2"/>
+  </w:num>
+  <w:num w:numId="3">
+    <w:abstractNumId w:val="3"/>
+  </w:num>
+  <w:num w:numId="4">
+    <w:abstractNumId w:val="4"/>
+  </w:num>
+</w:numbering>
 </file>
 
 <file path=word/styles.xml><?xml version="1.0" encoding="utf-8"?>
@@ -760,7 +1521,6 @@
     </w:rPrDefault>
     <w:pPrDefault>
       <w:pPr>
-        <w:widowControl/>
         <w:suppressAutoHyphens w:val="true"/>
       </w:pPr>
     </w:pPrDefault>
@@ -770,18 +1530,42 @@
     <w:qFormat/>
     <w:pPr>
       <w:widowControl/>
+      <w:tabs>
+        <w:tab w:val="clear" w:pos="709"/>
+        <w:tab w:val="left" w:pos="643" w:leader="none"/>
+      </w:tabs>
+      <w:suppressAutoHyphens w:val="true"/>
       <w:bidi w:val="0"/>
+      <w:spacing w:lineRule="atLeast" w:line="200" w:before="0" w:after="0"/>
+      <w:jc w:val="left"/>
     </w:pPr>
     <w:rPr>
-      <w:rFonts w:ascii="Liberation Serif" w:hAnsi="Liberation Serif" w:eastAsia="NSimSun" w:cs="Lucida Sans"/>
+      <w:rFonts w:ascii="Lucida Sans" w:hAnsi="Lucida Sans" w:eastAsia="Tahoma" w:cs="Open Sans"/>
+      <w:b w:val="false"/>
+      <w:i w:val="false"/>
+      <w:caps w:val="false"/>
+      <w:smallCaps w:val="false"/>
+      <w:strike w:val="false"/>
+      <w:dstrike w:val="false"/>
+      <w:outline w:val="false"/>
+      <w:shadow w:val="false"/>
       <w:color w:val="auto"/>
       <w:kern w:val="2"/>
-      <w:sz w:val="24"/>
+      <w:sz w:val="36"/>
       <w:szCs w:val="24"/>
+      <w:u w:val="none"/>
+      <w:em w:val="none"/>
       <w:lang w:val="ru-RU" w:eastAsia="zh-CN" w:bidi="hi-IN"/>
     </w:rPr>
   </w:style>
-  <w:style w:type="paragraph" w:styleId="Style14">
+  <w:style w:type="character" w:styleId="Style14">
+    <w:name w:val="Маркеры"/>
+    <w:qFormat/>
+    <w:rPr>
+      <w:rFonts w:ascii="OpenSymbol" w:hAnsi="OpenSymbol" w:eastAsia="OpenSymbol" w:cs="OpenSymbol"/>
+    </w:rPr>
+  </w:style>
+  <w:style w:type="paragraph" w:styleId="Style15">
     <w:name w:val="Заголовок"/>
     <w:basedOn w:val="Normal"/>
     <w:next w:val="BodyText"/>
@@ -828,8 +1612,34 @@
       <w:szCs w:val="24"/>
     </w:rPr>
   </w:style>
-  <w:style w:type="paragraph" w:styleId="Style15">
+  <w:style w:type="paragraph" w:styleId="Style16">
     <w:name w:val="Указатель"/>
+    <w:basedOn w:val="Normal"/>
+    <w:qFormat/>
+    <w:pPr>
+      <w:suppressLineNumbers/>
+    </w:pPr>
+    <w:rPr>
+      <w:rFonts w:cs="Lucida Sans"/>
+    </w:rPr>
+  </w:style>
+  <w:style w:type="paragraph" w:styleId="user">
+    <w:name w:val="Заголовок (user)"/>
+    <w:basedOn w:val="Normal"/>
+    <w:next w:val="BodyText"/>
+    <w:qFormat/>
+    <w:pPr>
+      <w:keepNext w:val="true"/>
+      <w:spacing w:before="240" w:after="120"/>
+    </w:pPr>
+    <w:rPr>
+      <w:rFonts w:ascii="Liberation Sans" w:hAnsi="Liberation Sans" w:eastAsia="Microsoft YaHei" w:cs="Lucida Sans"/>
+      <w:sz w:val="28"/>
+      <w:szCs w:val="28"/>
+    </w:rPr>
+  </w:style>
+  <w:style w:type="paragraph" w:styleId="user1">
+    <w:name w:val="Указатель (user)"/>
     <w:basedOn w:val="Normal"/>
     <w:qFormat/>
     <w:pPr>

--- a/Вычислительная техника/Автоматы Мура и Мили.docx
+++ b/Вычислительная техника/Автоматы Мура и Мили.docx
@@ -11,53 +11,18 @@
       </w:pPr>
       <w:r>
         <w:rPr/>
-        <w:t>Текст к презентации «Автоматы Мура и Мили: Основы и Применения»</w:t>
-      </w:r>
-    </w:p>
-    <w:p>
-      <w:pPr>
-        <w:pStyle w:val="Normal"/>
-        <w:bidi w:val="0"/>
-        <w:jc w:val="left"/>
-        <w:rPr/>
-      </w:pPr>
-      <w:r>
-        <w:rPr/>
-      </w:r>
-    </w:p>
-    <w:p>
-      <w:pPr>
-        <w:pStyle w:val="Normal"/>
-        <w:bidi w:val="0"/>
-        <w:jc w:val="left"/>
-        <w:rPr/>
-      </w:pPr>
-      <w:r>
-        <w:rPr/>
-        <w:t>---</w:t>
-      </w:r>
-    </w:p>
-    <w:p>
-      <w:pPr>
-        <w:pStyle w:val="Normal"/>
-        <w:bidi w:val="0"/>
-        <w:jc w:val="left"/>
-        <w:rPr/>
-      </w:pPr>
-      <w:r>
-        <w:rPr/>
-      </w:r>
-    </w:p>
-    <w:p>
-      <w:pPr>
-        <w:pStyle w:val="Normal"/>
-        <w:bidi w:val="0"/>
-        <w:jc w:val="left"/>
-        <w:rPr/>
-      </w:pPr>
-      <w:r>
-        <w:rPr/>
-        <w:t>(Слайд 1: Титульный)</w:t>
+      </w:r>
+    </w:p>
+    <w:p>
+      <w:pPr>
+        <w:pStyle w:val="Normal"/>
+        <w:bidi w:val="0"/>
+        <w:jc w:val="left"/>
+        <w:rPr/>
+      </w:pPr>
+      <w:r>
+        <w:rPr/>
+        <w:t>Слайд 1: Титульный</w:t>
       </w:r>
     </w:p>
     <w:p>
@@ -92,7 +57,7 @@
       </w:pPr>
       <w:r>
         <w:rPr/>
-        <w:t>(Слайд 2: Что такое конечный автомат?)</w:t>
+        <w:t>Слайд 2: Что такое конечный автомат?</w:t>
       </w:r>
     </w:p>
     <w:p>
@@ -110,96 +75,128 @@
     <w:p>
       <w:pPr>
         <w:pStyle w:val="Normal"/>
-        <w:bidi w:val="0"/>
-        <w:jc w:val="left"/>
-        <w:rPr/>
-      </w:pPr>
-      <w:r>
-        <w:rPr/>
-        <w:t>*   Состояний — возможных внутренних конфигураций системы.</w:t>
-      </w:r>
-    </w:p>
-    <w:p>
-      <w:pPr>
-        <w:pStyle w:val="Normal"/>
-        <w:bidi w:val="0"/>
-        <w:jc w:val="left"/>
-        <w:rPr/>
-      </w:pPr>
-      <w:r>
-        <w:rPr/>
-        <w:t>*   Входов — внешних сигналов, воздействующих на систему.</w:t>
-      </w:r>
-    </w:p>
-    <w:p>
-      <w:pPr>
-        <w:pStyle w:val="Normal"/>
-        <w:bidi w:val="0"/>
-        <w:jc w:val="left"/>
-        <w:rPr/>
-      </w:pPr>
-      <w:r>
-        <w:rPr/>
-        <w:t>*   Выходов — сигналов, генерируемых системой.</w:t>
-      </w:r>
-    </w:p>
-    <w:p>
-      <w:pPr>
-        <w:pStyle w:val="Normal"/>
-        <w:bidi w:val="0"/>
-        <w:jc w:val="left"/>
-        <w:rPr/>
-      </w:pPr>
-      <w:r>
-        <w:rPr/>
-        <w:t>*   Функции переходов, которая определяет следующее состояние системы в зависимости от текущего состояния и входа.</w:t>
-      </w:r>
-    </w:p>
-    <w:p>
-      <w:pPr>
-        <w:pStyle w:val="Normal"/>
-        <w:bidi w:val="0"/>
-        <w:jc w:val="left"/>
-        <w:rPr/>
-      </w:pPr>
-      <w:r>
-        <w:rPr/>
-        <w:t>*   Функции выходов, которая определяет, какой сигнал будет сгенерирован.</w:t>
-      </w:r>
-    </w:p>
-    <w:p>
-      <w:pPr>
-        <w:pStyle w:val="Normal"/>
-        <w:bidi w:val="0"/>
-        <w:jc w:val="left"/>
-        <w:rPr/>
-      </w:pPr>
-      <w:r>
-        <w:rPr/>
-        <w:t>*   Начального состояния, с которого начинается работа автомата.</w:t>
-      </w:r>
-    </w:p>
-    <w:p>
-      <w:pPr>
-        <w:pStyle w:val="Normal"/>
-        <w:bidi w:val="0"/>
-        <w:jc w:val="left"/>
-        <w:rPr/>
-      </w:pPr>
-      <w:r>
-        <w:rPr/>
-      </w:r>
-    </w:p>
-    <w:p>
-      <w:pPr>
-        <w:pStyle w:val="Normal"/>
-        <w:bidi w:val="0"/>
-        <w:jc w:val="left"/>
-        <w:rPr/>
-      </w:pPr>
-      <w:r>
-        <w:rPr/>
-        <w:t>(Слайд 3: Автомат Мура)</w:t>
+        <w:numPr>
+          <w:ilvl w:val="0"/>
+          <w:numId w:val="6"/>
+        </w:numPr>
+        <w:bidi w:val="0"/>
+        <w:jc w:val="left"/>
+        <w:rPr/>
+      </w:pPr>
+      <w:r>
+        <w:rPr/>
+        <w:t>Состояний — возможных внутренних конфигураций системы.</w:t>
+      </w:r>
+    </w:p>
+    <w:p>
+      <w:pPr>
+        <w:pStyle w:val="Normal"/>
+        <w:numPr>
+          <w:ilvl w:val="0"/>
+          <w:numId w:val="6"/>
+        </w:numPr>
+        <w:bidi w:val="0"/>
+        <w:jc w:val="left"/>
+        <w:rPr/>
+      </w:pPr>
+      <w:r>
+        <w:rPr/>
+        <w:t>Входов — внешних сигналов, воздействующих на систему.</w:t>
+      </w:r>
+    </w:p>
+    <w:p>
+      <w:pPr>
+        <w:pStyle w:val="Normal"/>
+        <w:numPr>
+          <w:ilvl w:val="0"/>
+          <w:numId w:val="6"/>
+        </w:numPr>
+        <w:bidi w:val="0"/>
+        <w:jc w:val="left"/>
+        <w:rPr/>
+      </w:pPr>
+      <w:r>
+        <w:rPr/>
+        <w:t>Выходов — сигналов, генерируемых системой.</w:t>
+      </w:r>
+    </w:p>
+    <w:p>
+      <w:pPr>
+        <w:pStyle w:val="Normal"/>
+        <w:numPr>
+          <w:ilvl w:val="0"/>
+          <w:numId w:val="6"/>
+        </w:numPr>
+        <w:bidi w:val="0"/>
+        <w:jc w:val="left"/>
+        <w:rPr/>
+      </w:pPr>
+      <w:r>
+        <w:rPr/>
+        <w:t>Функции переходов, которая определяет следующее состояние системы в зависимости от текущего состояния и входа.</w:t>
+      </w:r>
+    </w:p>
+    <w:p>
+      <w:pPr>
+        <w:pStyle w:val="Normal"/>
+        <w:numPr>
+          <w:ilvl w:val="0"/>
+          <w:numId w:val="6"/>
+        </w:numPr>
+        <w:bidi w:val="0"/>
+        <w:jc w:val="left"/>
+        <w:rPr/>
+      </w:pPr>
+      <w:r>
+        <w:rPr/>
+        <w:t xml:space="preserve">Функции выходов, которая определяет, какой сигнал будет </w:t>
+      </w:r>
+      <w:r>
+        <w:rPr/>
+        <w:t>сгенерирован</w:t>
+      </w:r>
+      <w:r>
+        <w:rPr/>
+        <w:t>.</w:t>
+      </w:r>
+    </w:p>
+    <w:p>
+      <w:pPr>
+        <w:pStyle w:val="Normal"/>
+        <w:numPr>
+          <w:ilvl w:val="0"/>
+          <w:numId w:val="6"/>
+        </w:numPr>
+        <w:bidi w:val="0"/>
+        <w:jc w:val="left"/>
+        <w:rPr/>
+      </w:pPr>
+      <w:r>
+        <w:rPr/>
+        <w:t>Начального состояния, с которого начинается работа автомата.</w:t>
+      </w:r>
+    </w:p>
+    <w:p>
+      <w:pPr>
+        <w:pStyle w:val="Normal"/>
+        <w:bidi w:val="0"/>
+        <w:jc w:val="left"/>
+        <w:rPr/>
+      </w:pPr>
+      <w:r>
+        <w:rPr/>
+      </w:r>
+    </w:p>
+    <w:p>
+      <w:pPr>
+        <w:pStyle w:val="Normal"/>
+        <w:bidi w:val="0"/>
+        <w:jc w:val="left"/>
+        <w:rPr/>
+      </w:pPr>
+      <w:r>
+        <w:rPr/>
+        <w:t>Слайд 3: Автомат Мура</w:t>
       </w:r>
     </w:p>
     <w:p>
@@ -223,26 +220,30 @@
     <w:p>
       <w:pPr>
         <w:pStyle w:val="Normal"/>
-        <w:bidi w:val="0"/>
-        <w:jc w:val="left"/>
-        <w:rPr/>
-      </w:pPr>
-      <w:r>
-        <w:rPr/>
-        <w:t>*   Это обеспечивает стабильность выхода и предсказуемость, так как выходной сигнал не меняется скачком при изменении входа.</w:t>
-      </w:r>
-    </w:p>
-    <w:p>
-      <w:pPr>
-        <w:pStyle w:val="Normal"/>
-        <w:bidi w:val="0"/>
-        <w:jc w:val="left"/>
-        <w:rPr/>
-      </w:pPr>
-      <w:r>
-        <w:rPr/>
-        <w:t xml:space="preserve">*   </w:t>
-      </w:r>
+        <w:numPr>
+          <w:ilvl w:val="0"/>
+          <w:numId w:val="5"/>
+        </w:numPr>
+        <w:bidi w:val="0"/>
+        <w:jc w:val="left"/>
+        <w:rPr/>
+      </w:pPr>
+      <w:r>
+        <w:rPr/>
+        <w:t>Это обеспечивает стабильность выхода и предсказуемость, так как выходной сигнал не меняется скачком при изменении входа.</w:t>
+      </w:r>
+    </w:p>
+    <w:p>
+      <w:pPr>
+        <w:pStyle w:val="Normal"/>
+        <w:numPr>
+          <w:ilvl w:val="0"/>
+          <w:numId w:val="5"/>
+        </w:numPr>
+        <w:bidi w:val="0"/>
+        <w:jc w:val="left"/>
+        <w:rPr/>
+      </w:pPr>
       <w:r>
         <w:rPr/>
         <w:t>В</w:t>
@@ -255,13 +256,17 @@
     <w:p>
       <w:pPr>
         <w:pStyle w:val="Normal"/>
-        <w:bidi w:val="0"/>
-        <w:jc w:val="left"/>
-        <w:rPr/>
-      </w:pPr>
-      <w:r>
-        <w:rPr/>
-        <w:t>*   Классический пример — светофор. Его сигнал (красный/желтый/зеленый) определяется текущей фазой (состоянием), а не тем, нажал ли в этот момент пешеход на кнопку.</w:t>
+        <w:numPr>
+          <w:ilvl w:val="0"/>
+          <w:numId w:val="5"/>
+        </w:numPr>
+        <w:bidi w:val="0"/>
+        <w:jc w:val="left"/>
+        <w:rPr/>
+      </w:pPr>
+      <w:r>
+        <w:rPr/>
+        <w:t>Классический пример — светофор. Его сигнал (красный/желтый/зеленый) определяется текущей фазой (состоянием), а не тем, нажал ли в этот момент пешеход на кнопку.</w:t>
       </w:r>
     </w:p>
     <w:p>
@@ -302,37 +307,49 @@
     <w:p>
       <w:pPr>
         <w:pStyle w:val="Normal"/>
-        <w:bidi w:val="0"/>
-        <w:jc w:val="left"/>
-        <w:rPr/>
-      </w:pPr>
-      <w:r>
-        <w:rPr/>
-        <w:t>*   Это позволяет осуществлять мгновенную реакцию на изменения входных сигналов.</w:t>
-      </w:r>
-    </w:p>
-    <w:p>
-      <w:pPr>
-        <w:pStyle w:val="Normal"/>
-        <w:bidi w:val="0"/>
-        <w:jc w:val="left"/>
-        <w:rPr/>
-      </w:pPr>
-      <w:r>
-        <w:rPr/>
-        <w:t>*   Выходы здесь привязаны к переходам между состояниями, а не к самим состояниям.</w:t>
-      </w:r>
-    </w:p>
-    <w:p>
-      <w:pPr>
-        <w:pStyle w:val="Normal"/>
-        <w:bidi w:val="0"/>
-        <w:jc w:val="left"/>
-        <w:rPr/>
-      </w:pPr>
-      <w:r>
-        <w:rPr/>
-        <w:t>*   Яркий пример — торговый автомат. Товар выдается (выход) в момент, когда есть определенная комбинация состояния («внесена достаточная сумма») и входа («нажата кнопка выбора товара»).</w:t>
+        <w:numPr>
+          <w:ilvl w:val="0"/>
+          <w:numId w:val="4"/>
+        </w:numPr>
+        <w:bidi w:val="0"/>
+        <w:jc w:val="left"/>
+        <w:rPr/>
+      </w:pPr>
+      <w:r>
+        <w:rPr/>
+        <w:t>Это позволяет осуществлять мгновенную реакцию на изменения входных сигналов.</w:t>
+      </w:r>
+    </w:p>
+    <w:p>
+      <w:pPr>
+        <w:pStyle w:val="Normal"/>
+        <w:numPr>
+          <w:ilvl w:val="0"/>
+          <w:numId w:val="4"/>
+        </w:numPr>
+        <w:bidi w:val="0"/>
+        <w:jc w:val="left"/>
+        <w:rPr/>
+      </w:pPr>
+      <w:r>
+        <w:rPr/>
+        <w:t>Выходы здесь привязаны к переходам между состояниями, а не к самим состояниям.</w:t>
+      </w:r>
+    </w:p>
+    <w:p>
+      <w:pPr>
+        <w:pStyle w:val="Normal"/>
+        <w:numPr>
+          <w:ilvl w:val="0"/>
+          <w:numId w:val="4"/>
+        </w:numPr>
+        <w:bidi w:val="0"/>
+        <w:jc w:val="left"/>
+        <w:rPr/>
+      </w:pPr>
+      <w:r>
+        <w:rPr/>
+        <w:t>Яркий пример — торговый автомат. Товар выдается (выход) в момент, когда есть определенная комбинация состояния («внесена достаточная сумма») и входа («нажата кнопка выбора товара»)</w:t>
       </w:r>
     </w:p>
     <w:p>
@@ -561,19 +578,19 @@
       </w:pPr>
       <w:r>
         <w:rPr/>
-        <w:t>(Слайд 6: Графическое представление)</w:t>
-      </w:r>
-    </w:p>
-    <w:p>
-      <w:pPr>
-        <w:pStyle w:val="Normal"/>
-        <w:bidi w:val="0"/>
-        <w:jc w:val="left"/>
-        <w:rPr/>
-      </w:pPr>
-      <w:r>
-        <w:rPr/>
-        <w:t>Различие ярко проявляется в графическом представлении (графах состояний):</w:t>
+        <w:t>Слайд 6: Графическое представление</w:t>
+      </w:r>
+    </w:p>
+    <w:p>
+      <w:pPr>
+        <w:pStyle w:val="Normal"/>
+        <w:bidi w:val="0"/>
+        <w:jc w:val="left"/>
+        <w:rPr/>
+      </w:pPr>
+      <w:r>
+        <w:rPr/>
+        <w:t>На данной странице вы можете видеть графовое представление автоматов</w:t>
       </w:r>
     </w:p>
     <w:p>
@@ -628,7 +645,7 @@
       </w:pPr>
       <w:r>
         <w:rPr/>
-        <w:t>(Слайд 7: Пример автомата Мура)</w:t>
+        <w:t>Слайд 7: Пример автомата Мура</w:t>
       </w:r>
     </w:p>
     <w:p>
@@ -723,7 +740,7 @@
       </w:pPr>
       <w:r>
         <w:rPr/>
-        <w:t>(Слайд 8: Применение)</w:t>
+        <w:t>Слайд 8: Применение</w:t>
       </w:r>
     </w:p>
     <w:p>
@@ -840,7 +857,7 @@
       </w:pPr>
       <w:r>
         <w:rPr/>
-        <w:t>(Слайд 9: Заключение. Выбор автомата)</w:t>
+        <w:t>Слайд 9: Заключение. Выбор автомата</w:t>
       </w:r>
     </w:p>
     <w:p>
@@ -921,30 +938,71 @@
       </w:pPr>
       <w:r>
         <w:rPr/>
-        <w:t>---</w:t>
-      </w:r>
-    </w:p>
-    <w:p>
-      <w:pPr>
-        <w:pStyle w:val="Normal"/>
-        <w:bidi w:val="0"/>
-        <w:jc w:val="left"/>
-        <w:rPr/>
-      </w:pPr>
-      <w:r>
-        <w:rPr/>
-      </w:r>
-    </w:p>
-    <w:p>
-      <w:pPr>
-        <w:pStyle w:val="Normal"/>
-        <w:bidi w:val="0"/>
-        <w:jc w:val="left"/>
-        <w:rPr/>
-      </w:pPr>
-      <w:r>
-        <w:rPr/>
         <w:t>Спасибо за внимание! Готов ответить на вопросы.</w:t>
+      </w:r>
+    </w:p>
+    <w:p>
+      <w:pPr>
+        <w:pStyle w:val="Normal"/>
+        <w:bidi w:val="0"/>
+        <w:jc w:val="left"/>
+        <w:rPr/>
+      </w:pPr>
+      <w:r>
+        <w:rPr/>
+      </w:r>
+    </w:p>
+    <w:p>
+      <w:pPr>
+        <w:pStyle w:val="Normal"/>
+        <w:bidi w:val="0"/>
+        <w:jc w:val="left"/>
+        <w:rPr/>
+      </w:pPr>
+      <w:r>
+        <w:rPr>
+          <w:lang w:val="ru-RU"/>
+        </w:rPr>
+        <w:t xml:space="preserve">Автомат мура сделал </w:t>
+      </w:r>
+      <w:r>
+        <w:rPr>
+          <w:rFonts w:eastAsia="Tahoma" w:cs="Open Sans"/>
+          <w:b w:val="false"/>
+          <w:i w:val="false"/>
+          <w:caps w:val="false"/>
+          <w:smallCaps w:val="false"/>
+          <w:strike w:val="false"/>
+          <w:dstrike w:val="false"/>
+          <w:outline w:val="false"/>
+          <w:shadow w:val="false"/>
+          <w:color w:val="auto"/>
+          <w:kern w:val="2"/>
+          <w:sz w:val="36"/>
+          <w:szCs w:val="24"/>
+          <w:u w:val="none"/>
+          <w:em w:val="none"/>
+          <w:lang w:val="ru-RU" w:eastAsia="zh-CN" w:bidi="hi-IN"/>
+        </w:rPr>
+        <w:t>Э́двард Фо́рест Мур, американский математик</w:t>
+      </w:r>
+    </w:p>
+    <w:p>
+      <w:pPr>
+        <w:pStyle w:val="Normal"/>
+        <w:bidi w:val="0"/>
+        <w:jc w:val="left"/>
+        <w:rPr/>
+      </w:pPr>
+      <w:r>
+        <w:rPr>
+          <w:lang w:val="ru-RU"/>
+        </w:rPr>
+        <w:t xml:space="preserve">Автомат мили сделал Джордж Мили, американский учёный в области теории автоматов </w:t>
+      </w:r>
+      <w:r>
+        <w:rPr/>
+        <w:t>и теории информации</w:t>
       </w:r>
     </w:p>
     <w:sectPr>
@@ -1376,6 +1434,417 @@
   <w:abstractNum w:abstractNumId="4">
     <w:lvl w:ilvl="0">
       <w:start w:val="1"/>
+      <w:numFmt w:val="bullet"/>
+      <w:lvlText w:val=""/>
+      <w:lvlJc w:val="left"/>
+      <w:pPr>
+        <w:tabs>
+          <w:tab w:val="num" w:pos="720"/>
+        </w:tabs>
+        <w:ind w:left="720" w:hanging="360"/>
+      </w:pPr>
+      <w:rPr>
+        <w:rFonts w:ascii="Symbol" w:hAnsi="Symbol" w:cs="Symbol" w:hint="default"/>
+      </w:rPr>
+    </w:lvl>
+    <w:lvl w:ilvl="1">
+      <w:start w:val="1"/>
+      <w:numFmt w:val="bullet"/>
+      <w:lvlText w:val="◦"/>
+      <w:lvlJc w:val="left"/>
+      <w:pPr>
+        <w:tabs>
+          <w:tab w:val="num" w:pos="1080"/>
+        </w:tabs>
+        <w:ind w:left="1080" w:hanging="360"/>
+      </w:pPr>
+      <w:rPr>
+        <w:rFonts w:ascii="OpenSymbol" w:hAnsi="OpenSymbol" w:cs="OpenSymbol" w:hint="default"/>
+      </w:rPr>
+    </w:lvl>
+    <w:lvl w:ilvl="2">
+      <w:start w:val="1"/>
+      <w:numFmt w:val="bullet"/>
+      <w:lvlText w:val="▪"/>
+      <w:lvlJc w:val="left"/>
+      <w:pPr>
+        <w:tabs>
+          <w:tab w:val="num" w:pos="1440"/>
+        </w:tabs>
+        <w:ind w:left="1440" w:hanging="360"/>
+      </w:pPr>
+      <w:rPr>
+        <w:rFonts w:ascii="OpenSymbol" w:hAnsi="OpenSymbol" w:cs="OpenSymbol" w:hint="default"/>
+      </w:rPr>
+    </w:lvl>
+    <w:lvl w:ilvl="3">
+      <w:start w:val="1"/>
+      <w:numFmt w:val="bullet"/>
+      <w:lvlText w:val=""/>
+      <w:lvlJc w:val="left"/>
+      <w:pPr>
+        <w:tabs>
+          <w:tab w:val="num" w:pos="1800"/>
+        </w:tabs>
+        <w:ind w:left="1800" w:hanging="360"/>
+      </w:pPr>
+      <w:rPr>
+        <w:rFonts w:ascii="Symbol" w:hAnsi="Symbol" w:cs="Symbol" w:hint="default"/>
+      </w:rPr>
+    </w:lvl>
+    <w:lvl w:ilvl="4">
+      <w:start w:val="1"/>
+      <w:numFmt w:val="bullet"/>
+      <w:lvlText w:val="◦"/>
+      <w:lvlJc w:val="left"/>
+      <w:pPr>
+        <w:tabs>
+          <w:tab w:val="num" w:pos="2160"/>
+        </w:tabs>
+        <w:ind w:left="2160" w:hanging="360"/>
+      </w:pPr>
+      <w:rPr>
+        <w:rFonts w:ascii="OpenSymbol" w:hAnsi="OpenSymbol" w:cs="OpenSymbol" w:hint="default"/>
+      </w:rPr>
+    </w:lvl>
+    <w:lvl w:ilvl="5">
+      <w:start w:val="1"/>
+      <w:numFmt w:val="bullet"/>
+      <w:lvlText w:val="▪"/>
+      <w:lvlJc w:val="left"/>
+      <w:pPr>
+        <w:tabs>
+          <w:tab w:val="num" w:pos="2520"/>
+        </w:tabs>
+        <w:ind w:left="2520" w:hanging="360"/>
+      </w:pPr>
+      <w:rPr>
+        <w:rFonts w:ascii="OpenSymbol" w:hAnsi="OpenSymbol" w:cs="OpenSymbol" w:hint="default"/>
+      </w:rPr>
+    </w:lvl>
+    <w:lvl w:ilvl="6">
+      <w:start w:val="1"/>
+      <w:numFmt w:val="bullet"/>
+      <w:lvlText w:val=""/>
+      <w:lvlJc w:val="left"/>
+      <w:pPr>
+        <w:tabs>
+          <w:tab w:val="num" w:pos="2880"/>
+        </w:tabs>
+        <w:ind w:left="2880" w:hanging="360"/>
+      </w:pPr>
+      <w:rPr>
+        <w:rFonts w:ascii="Symbol" w:hAnsi="Symbol" w:cs="Symbol" w:hint="default"/>
+      </w:rPr>
+    </w:lvl>
+    <w:lvl w:ilvl="7">
+      <w:start w:val="1"/>
+      <w:numFmt w:val="bullet"/>
+      <w:lvlText w:val="◦"/>
+      <w:lvlJc w:val="left"/>
+      <w:pPr>
+        <w:tabs>
+          <w:tab w:val="num" w:pos="3240"/>
+        </w:tabs>
+        <w:ind w:left="3240" w:hanging="360"/>
+      </w:pPr>
+      <w:rPr>
+        <w:rFonts w:ascii="OpenSymbol" w:hAnsi="OpenSymbol" w:cs="OpenSymbol" w:hint="default"/>
+      </w:rPr>
+    </w:lvl>
+    <w:lvl w:ilvl="8">
+      <w:start w:val="1"/>
+      <w:numFmt w:val="bullet"/>
+      <w:lvlText w:val="▪"/>
+      <w:lvlJc w:val="left"/>
+      <w:pPr>
+        <w:tabs>
+          <w:tab w:val="num" w:pos="3600"/>
+        </w:tabs>
+        <w:ind w:left="3600" w:hanging="360"/>
+      </w:pPr>
+      <w:rPr>
+        <w:rFonts w:ascii="OpenSymbol" w:hAnsi="OpenSymbol" w:cs="OpenSymbol" w:hint="default"/>
+      </w:rPr>
+    </w:lvl>
+  </w:abstractNum>
+  <w:abstractNum w:abstractNumId="5">
+    <w:lvl w:ilvl="0">
+      <w:start w:val="1"/>
+      <w:numFmt w:val="bullet"/>
+      <w:lvlText w:val=""/>
+      <w:lvlJc w:val="left"/>
+      <w:pPr>
+        <w:tabs>
+          <w:tab w:val="num" w:pos="720"/>
+        </w:tabs>
+        <w:ind w:left="720" w:hanging="360"/>
+      </w:pPr>
+      <w:rPr>
+        <w:rFonts w:ascii="Symbol" w:hAnsi="Symbol" w:cs="Symbol" w:hint="default"/>
+      </w:rPr>
+    </w:lvl>
+    <w:lvl w:ilvl="1">
+      <w:start w:val="1"/>
+      <w:numFmt w:val="bullet"/>
+      <w:lvlText w:val="◦"/>
+      <w:lvlJc w:val="left"/>
+      <w:pPr>
+        <w:tabs>
+          <w:tab w:val="num" w:pos="1080"/>
+        </w:tabs>
+        <w:ind w:left="1080" w:hanging="360"/>
+      </w:pPr>
+      <w:rPr>
+        <w:rFonts w:ascii="OpenSymbol" w:hAnsi="OpenSymbol" w:cs="OpenSymbol" w:hint="default"/>
+      </w:rPr>
+    </w:lvl>
+    <w:lvl w:ilvl="2">
+      <w:start w:val="1"/>
+      <w:numFmt w:val="bullet"/>
+      <w:lvlText w:val="▪"/>
+      <w:lvlJc w:val="left"/>
+      <w:pPr>
+        <w:tabs>
+          <w:tab w:val="num" w:pos="1440"/>
+        </w:tabs>
+        <w:ind w:left="1440" w:hanging="360"/>
+      </w:pPr>
+      <w:rPr>
+        <w:rFonts w:ascii="OpenSymbol" w:hAnsi="OpenSymbol" w:cs="OpenSymbol" w:hint="default"/>
+      </w:rPr>
+    </w:lvl>
+    <w:lvl w:ilvl="3">
+      <w:start w:val="1"/>
+      <w:numFmt w:val="bullet"/>
+      <w:lvlText w:val=""/>
+      <w:lvlJc w:val="left"/>
+      <w:pPr>
+        <w:tabs>
+          <w:tab w:val="num" w:pos="1800"/>
+        </w:tabs>
+        <w:ind w:left="1800" w:hanging="360"/>
+      </w:pPr>
+      <w:rPr>
+        <w:rFonts w:ascii="Symbol" w:hAnsi="Symbol" w:cs="Symbol" w:hint="default"/>
+      </w:rPr>
+    </w:lvl>
+    <w:lvl w:ilvl="4">
+      <w:start w:val="1"/>
+      <w:numFmt w:val="bullet"/>
+      <w:lvlText w:val="◦"/>
+      <w:lvlJc w:val="left"/>
+      <w:pPr>
+        <w:tabs>
+          <w:tab w:val="num" w:pos="2160"/>
+        </w:tabs>
+        <w:ind w:left="2160" w:hanging="360"/>
+      </w:pPr>
+      <w:rPr>
+        <w:rFonts w:ascii="OpenSymbol" w:hAnsi="OpenSymbol" w:cs="OpenSymbol" w:hint="default"/>
+      </w:rPr>
+    </w:lvl>
+    <w:lvl w:ilvl="5">
+      <w:start w:val="1"/>
+      <w:numFmt w:val="bullet"/>
+      <w:lvlText w:val="▪"/>
+      <w:lvlJc w:val="left"/>
+      <w:pPr>
+        <w:tabs>
+          <w:tab w:val="num" w:pos="2520"/>
+        </w:tabs>
+        <w:ind w:left="2520" w:hanging="360"/>
+      </w:pPr>
+      <w:rPr>
+        <w:rFonts w:ascii="OpenSymbol" w:hAnsi="OpenSymbol" w:cs="OpenSymbol" w:hint="default"/>
+      </w:rPr>
+    </w:lvl>
+    <w:lvl w:ilvl="6">
+      <w:start w:val="1"/>
+      <w:numFmt w:val="bullet"/>
+      <w:lvlText w:val=""/>
+      <w:lvlJc w:val="left"/>
+      <w:pPr>
+        <w:tabs>
+          <w:tab w:val="num" w:pos="2880"/>
+        </w:tabs>
+        <w:ind w:left="2880" w:hanging="360"/>
+      </w:pPr>
+      <w:rPr>
+        <w:rFonts w:ascii="Symbol" w:hAnsi="Symbol" w:cs="Symbol" w:hint="default"/>
+      </w:rPr>
+    </w:lvl>
+    <w:lvl w:ilvl="7">
+      <w:start w:val="1"/>
+      <w:numFmt w:val="bullet"/>
+      <w:lvlText w:val="◦"/>
+      <w:lvlJc w:val="left"/>
+      <w:pPr>
+        <w:tabs>
+          <w:tab w:val="num" w:pos="3240"/>
+        </w:tabs>
+        <w:ind w:left="3240" w:hanging="360"/>
+      </w:pPr>
+      <w:rPr>
+        <w:rFonts w:ascii="OpenSymbol" w:hAnsi="OpenSymbol" w:cs="OpenSymbol" w:hint="default"/>
+      </w:rPr>
+    </w:lvl>
+    <w:lvl w:ilvl="8">
+      <w:start w:val="1"/>
+      <w:numFmt w:val="bullet"/>
+      <w:lvlText w:val="▪"/>
+      <w:lvlJc w:val="left"/>
+      <w:pPr>
+        <w:tabs>
+          <w:tab w:val="num" w:pos="3600"/>
+        </w:tabs>
+        <w:ind w:left="3600" w:hanging="360"/>
+      </w:pPr>
+      <w:rPr>
+        <w:rFonts w:ascii="OpenSymbol" w:hAnsi="OpenSymbol" w:cs="OpenSymbol" w:hint="default"/>
+      </w:rPr>
+    </w:lvl>
+  </w:abstractNum>
+  <w:abstractNum w:abstractNumId="6">
+    <w:lvl w:ilvl="0">
+      <w:start w:val="1"/>
+      <w:numFmt w:val="bullet"/>
+      <w:lvlText w:val=""/>
+      <w:lvlJc w:val="left"/>
+      <w:pPr>
+        <w:tabs>
+          <w:tab w:val="num" w:pos="720"/>
+        </w:tabs>
+        <w:ind w:left="720" w:hanging="360"/>
+      </w:pPr>
+      <w:rPr>
+        <w:rFonts w:ascii="Symbol" w:hAnsi="Symbol" w:cs="Symbol" w:hint="default"/>
+      </w:rPr>
+    </w:lvl>
+    <w:lvl w:ilvl="1">
+      <w:start w:val="1"/>
+      <w:numFmt w:val="bullet"/>
+      <w:lvlText w:val="◦"/>
+      <w:lvlJc w:val="left"/>
+      <w:pPr>
+        <w:tabs>
+          <w:tab w:val="num" w:pos="1080"/>
+        </w:tabs>
+        <w:ind w:left="1080" w:hanging="360"/>
+      </w:pPr>
+      <w:rPr>
+        <w:rFonts w:ascii="OpenSymbol" w:hAnsi="OpenSymbol" w:cs="OpenSymbol" w:hint="default"/>
+      </w:rPr>
+    </w:lvl>
+    <w:lvl w:ilvl="2">
+      <w:start w:val="1"/>
+      <w:numFmt w:val="bullet"/>
+      <w:lvlText w:val="▪"/>
+      <w:lvlJc w:val="left"/>
+      <w:pPr>
+        <w:tabs>
+          <w:tab w:val="num" w:pos="1440"/>
+        </w:tabs>
+        <w:ind w:left="1440" w:hanging="360"/>
+      </w:pPr>
+      <w:rPr>
+        <w:rFonts w:ascii="OpenSymbol" w:hAnsi="OpenSymbol" w:cs="OpenSymbol" w:hint="default"/>
+      </w:rPr>
+    </w:lvl>
+    <w:lvl w:ilvl="3">
+      <w:start w:val="1"/>
+      <w:numFmt w:val="bullet"/>
+      <w:lvlText w:val=""/>
+      <w:lvlJc w:val="left"/>
+      <w:pPr>
+        <w:tabs>
+          <w:tab w:val="num" w:pos="1800"/>
+        </w:tabs>
+        <w:ind w:left="1800" w:hanging="360"/>
+      </w:pPr>
+      <w:rPr>
+        <w:rFonts w:ascii="Symbol" w:hAnsi="Symbol" w:cs="Symbol" w:hint="default"/>
+      </w:rPr>
+    </w:lvl>
+    <w:lvl w:ilvl="4">
+      <w:start w:val="1"/>
+      <w:numFmt w:val="bullet"/>
+      <w:lvlText w:val="◦"/>
+      <w:lvlJc w:val="left"/>
+      <w:pPr>
+        <w:tabs>
+          <w:tab w:val="num" w:pos="2160"/>
+        </w:tabs>
+        <w:ind w:left="2160" w:hanging="360"/>
+      </w:pPr>
+      <w:rPr>
+        <w:rFonts w:ascii="OpenSymbol" w:hAnsi="OpenSymbol" w:cs="OpenSymbol" w:hint="default"/>
+      </w:rPr>
+    </w:lvl>
+    <w:lvl w:ilvl="5">
+      <w:start w:val="1"/>
+      <w:numFmt w:val="bullet"/>
+      <w:lvlText w:val="▪"/>
+      <w:lvlJc w:val="left"/>
+      <w:pPr>
+        <w:tabs>
+          <w:tab w:val="num" w:pos="2520"/>
+        </w:tabs>
+        <w:ind w:left="2520" w:hanging="360"/>
+      </w:pPr>
+      <w:rPr>
+        <w:rFonts w:ascii="OpenSymbol" w:hAnsi="OpenSymbol" w:cs="OpenSymbol" w:hint="default"/>
+      </w:rPr>
+    </w:lvl>
+    <w:lvl w:ilvl="6">
+      <w:start w:val="1"/>
+      <w:numFmt w:val="bullet"/>
+      <w:lvlText w:val=""/>
+      <w:lvlJc w:val="left"/>
+      <w:pPr>
+        <w:tabs>
+          <w:tab w:val="num" w:pos="2880"/>
+        </w:tabs>
+        <w:ind w:left="2880" w:hanging="360"/>
+      </w:pPr>
+      <w:rPr>
+        <w:rFonts w:ascii="Symbol" w:hAnsi="Symbol" w:cs="Symbol" w:hint="default"/>
+      </w:rPr>
+    </w:lvl>
+    <w:lvl w:ilvl="7">
+      <w:start w:val="1"/>
+      <w:numFmt w:val="bullet"/>
+      <w:lvlText w:val="◦"/>
+      <w:lvlJc w:val="left"/>
+      <w:pPr>
+        <w:tabs>
+          <w:tab w:val="num" w:pos="3240"/>
+        </w:tabs>
+        <w:ind w:left="3240" w:hanging="360"/>
+      </w:pPr>
+      <w:rPr>
+        <w:rFonts w:ascii="OpenSymbol" w:hAnsi="OpenSymbol" w:cs="OpenSymbol" w:hint="default"/>
+      </w:rPr>
+    </w:lvl>
+    <w:lvl w:ilvl="8">
+      <w:start w:val="1"/>
+      <w:numFmt w:val="bullet"/>
+      <w:lvlText w:val="▪"/>
+      <w:lvlJc w:val="left"/>
+      <w:pPr>
+        <w:tabs>
+          <w:tab w:val="num" w:pos="3600"/>
+        </w:tabs>
+        <w:ind w:left="3600" w:hanging="360"/>
+      </w:pPr>
+      <w:rPr>
+        <w:rFonts w:ascii="OpenSymbol" w:hAnsi="OpenSymbol" w:cs="OpenSymbol" w:hint="default"/>
+      </w:rPr>
+    </w:lvl>
+  </w:abstractNum>
+  <w:abstractNum w:abstractNumId="7">
+    <w:lvl w:ilvl="0">
+      <w:start w:val="1"/>
       <w:numFmt w:val="none"/>
       <w:suff w:val="nothing"/>
       <w:lvlText w:val=""/>
@@ -1503,6 +1972,15 @@
   </w:num>
   <w:num w:numId="4">
     <w:abstractNumId w:val="4"/>
+  </w:num>
+  <w:num w:numId="5">
+    <w:abstractNumId w:val="5"/>
+  </w:num>
+  <w:num w:numId="6">
+    <w:abstractNumId w:val="6"/>
+  </w:num>
+  <w:num w:numId="7">
+    <w:abstractNumId w:val="7"/>
   </w:num>
 </w:numbering>
 </file>
